--- a/网络文章汇编/kafka总结.docx
+++ b/网络文章汇编/kafka总结.docx
@@ -6,7 +6,7 @@
       <w:pPr>
         <w:jc w:val="center"/>
         <w:rPr>
-          <w:rFonts w:ascii="微软雅黑" w:hAnsi="微软雅黑" w:hint="eastAsia"/>
+          <w:rFonts w:ascii="微软雅黑" w:hAnsi="微软雅黑"/>
           <w:b/>
           <w:sz w:val="48"/>
           <w:szCs w:val="48"/>
@@ -90,9 +90,9 @@
               <w:tab w:val="right" w:leader="dot" w:pos="8296"/>
             </w:tabs>
             <w:rPr>
-              <w:rFonts w:ascii="微软雅黑" w:hAnsi="微软雅黑" w:cstheme="minorBidi"/>
+              <w:rFonts w:asciiTheme="minorHAnsi" w:eastAsiaTheme="minorEastAsia" w:hAnsiTheme="minorHAnsi" w:cstheme="minorBidi"/>
               <w:noProof/>
-              <w:szCs w:val="21"/>
+              <w:szCs w:val="22"/>
             </w:rPr>
           </w:pPr>
           <w:r>
@@ -116,92 +116,400 @@
             </w:rPr>
             <w:fldChar w:fldCharType="separate"/>
           </w:r>
-          <w:hyperlink w:anchor="_Toc76117472" w:history="1">
+          <w:bookmarkStart w:id="0" w:name="_GoBack"/>
+          <w:bookmarkEnd w:id="0"/>
+          <w:r>
+            <w:rPr>
+              <w:rStyle w:val="a3"/>
+              <w:noProof/>
+            </w:rPr>
+            <w:fldChar w:fldCharType="begin"/>
+          </w:r>
+          <w:r>
+            <w:rPr>
+              <w:rStyle w:val="a3"/>
+              <w:noProof/>
+            </w:rPr>
+            <w:instrText xml:space="preserve"> </w:instrText>
+          </w:r>
+          <w:r>
+            <w:rPr>
+              <w:noProof/>
+            </w:rPr>
+            <w:instrText>HYPERLINK \l "_Toc87372582"</w:instrText>
+          </w:r>
+          <w:r>
+            <w:rPr>
+              <w:rStyle w:val="a3"/>
+              <w:noProof/>
+            </w:rPr>
+            <w:instrText xml:space="preserve"> </w:instrText>
+          </w:r>
+          <w:r>
+            <w:rPr>
+              <w:rStyle w:val="a3"/>
+              <w:noProof/>
+            </w:rPr>
+          </w:r>
+          <w:r>
+            <w:rPr>
+              <w:rStyle w:val="a3"/>
+              <w:noProof/>
+            </w:rPr>
+            <w:fldChar w:fldCharType="separate"/>
+          </w:r>
+          <w:r>
+            <w:rPr>
+              <w:rStyle w:val="a3"/>
+              <w:noProof/>
+            </w:rPr>
+            <w:t>1</w:t>
+          </w:r>
+          <w:r>
+            <w:rPr>
+              <w:rFonts w:asciiTheme="minorHAnsi" w:eastAsiaTheme="minorEastAsia" w:hAnsiTheme="minorHAnsi" w:cstheme="minorBidi"/>
+              <w:noProof/>
+              <w:szCs w:val="22"/>
+            </w:rPr>
+            <w:tab/>
+          </w:r>
+          <w:r>
+            <w:rPr>
+              <w:rStyle w:val="a3"/>
+              <w:noProof/>
+            </w:rPr>
+            <w:t>前言</w:t>
+          </w:r>
+          <w:r>
+            <w:rPr>
+              <w:noProof/>
+              <w:webHidden/>
+            </w:rPr>
+            <w:tab/>
+          </w:r>
+          <w:r>
+            <w:rPr>
+              <w:noProof/>
+              <w:webHidden/>
+            </w:rPr>
+            <w:fldChar w:fldCharType="begin"/>
+          </w:r>
+          <w:r>
+            <w:rPr>
+              <w:noProof/>
+              <w:webHidden/>
+            </w:rPr>
+            <w:instrText xml:space="preserve"> PAGEREF _Toc87372582 \h </w:instrText>
+          </w:r>
+          <w:r>
+            <w:rPr>
+              <w:noProof/>
+              <w:webHidden/>
+            </w:rPr>
+          </w:r>
+          <w:r>
+            <w:rPr>
+              <w:noProof/>
+              <w:webHidden/>
+            </w:rPr>
+            <w:fldChar w:fldCharType="separate"/>
+          </w:r>
+          <w:r>
+            <w:rPr>
+              <w:noProof/>
+              <w:webHidden/>
+            </w:rPr>
+            <w:t>3</w:t>
+          </w:r>
+          <w:r>
+            <w:rPr>
+              <w:noProof/>
+              <w:webHidden/>
+            </w:rPr>
+            <w:fldChar w:fldCharType="end"/>
+          </w:r>
+          <w:r>
+            <w:rPr>
+              <w:rStyle w:val="a3"/>
+              <w:noProof/>
+            </w:rPr>
+            <w:fldChar w:fldCharType="end"/>
+          </w:r>
+        </w:p>
+        <w:p>
+          <w:pPr>
+            <w:pStyle w:val="21"/>
+            <w:tabs>
+              <w:tab w:val="left" w:pos="1050"/>
+              <w:tab w:val="right" w:leader="dot" w:pos="8296"/>
+            </w:tabs>
+            <w:rPr>
+              <w:rFonts w:asciiTheme="minorHAnsi" w:eastAsiaTheme="minorEastAsia" w:hAnsiTheme="minorHAnsi" w:cstheme="minorBidi"/>
+              <w:noProof/>
+              <w:szCs w:val="22"/>
+            </w:rPr>
+          </w:pPr>
+          <w:hyperlink w:anchor="_Toc87372583" w:history="1">
             <w:r>
               <w:rPr>
                 <w:rStyle w:val="a3"/>
-                <w:rFonts w:ascii="微软雅黑" w:hAnsi="微软雅黑"/>
-                <w:noProof/>
-                <w:szCs w:val="21"/>
-              </w:rPr>
-              <w:t>1</w:t>
-            </w:r>
-            <w:r>
-              <w:rPr>
-                <w:rFonts w:ascii="微软雅黑" w:hAnsi="微软雅黑" w:cstheme="minorBidi"/>
-                <w:noProof/>
-                <w:szCs w:val="21"/>
+                <w:noProof/>
+              </w:rPr>
+              <w:t>1.1</w:t>
+            </w:r>
+            <w:r>
+              <w:rPr>
+                <w:rFonts w:asciiTheme="minorHAnsi" w:eastAsiaTheme="minorEastAsia" w:hAnsiTheme="minorHAnsi" w:cstheme="minorBidi"/>
+                <w:noProof/>
+                <w:szCs w:val="22"/>
               </w:rPr>
               <w:tab/>
             </w:r>
             <w:r>
               <w:rPr>
                 <w:rStyle w:val="a3"/>
-                <w:rFonts w:ascii="微软雅黑" w:hAnsi="微软雅黑"/>
-                <w:noProof/>
-                <w:szCs w:val="21"/>
-              </w:rPr>
-              <w:t>指南背景</w:t>
-            </w:r>
-            <w:r>
-              <w:rPr>
-                <w:rFonts w:ascii="微软雅黑" w:hAnsi="微软雅黑"/>
-                <w:noProof/>
-                <w:webHidden/>
-                <w:szCs w:val="21"/>
+                <w:noProof/>
+              </w:rPr>
+              <w:t>Kafka</w:t>
+            </w:r>
+            <w:r>
+              <w:rPr>
+                <w:rStyle w:val="a3"/>
+                <w:noProof/>
+              </w:rPr>
+              <w:t>的特性</w:t>
+            </w:r>
+            <w:r>
+              <w:rPr>
+                <w:noProof/>
+                <w:webHidden/>
               </w:rPr>
               <w:tab/>
             </w:r>
             <w:r>
               <w:rPr>
-                <w:rFonts w:ascii="微软雅黑" w:hAnsi="微软雅黑"/>
-                <w:noProof/>
-                <w:webHidden/>
-                <w:szCs w:val="21"/>
+                <w:noProof/>
+                <w:webHidden/>
               </w:rPr>
               <w:fldChar w:fldCharType="begin"/>
             </w:r>
             <w:r>
               <w:rPr>
-                <w:rFonts w:ascii="微软雅黑" w:hAnsi="微软雅黑"/>
-                <w:noProof/>
-                <w:webHidden/>
-                <w:szCs w:val="21"/>
-              </w:rPr>
-              <w:instrText xml:space="preserve"> PAGEREF _Toc76117472 \h </w:instrText>
-            </w:r>
-            <w:r>
-              <w:rPr>
-                <w:rFonts w:ascii="微软雅黑" w:hAnsi="微软雅黑"/>
-                <w:noProof/>
-                <w:webHidden/>
-                <w:szCs w:val="21"/>
-              </w:rPr>
-            </w:r>
-            <w:r>
-              <w:rPr>
-                <w:rFonts w:ascii="微软雅黑" w:hAnsi="微软雅黑"/>
-                <w:noProof/>
-                <w:webHidden/>
-                <w:szCs w:val="21"/>
+                <w:noProof/>
+                <w:webHidden/>
+              </w:rPr>
+              <w:instrText xml:space="preserve"> PAGEREF _Toc87372583 \h </w:instrText>
+            </w:r>
+            <w:r>
+              <w:rPr>
+                <w:noProof/>
+                <w:webHidden/>
+              </w:rPr>
+            </w:r>
+            <w:r>
+              <w:rPr>
+                <w:noProof/>
+                <w:webHidden/>
               </w:rPr>
               <w:fldChar w:fldCharType="separate"/>
             </w:r>
             <w:r>
               <w:rPr>
-                <w:rFonts w:ascii="微软雅黑" w:hAnsi="微软雅黑"/>
-                <w:noProof/>
-                <w:webHidden/>
-                <w:szCs w:val="21"/>
+                <w:noProof/>
+                <w:webHidden/>
               </w:rPr>
               <w:t>3</w:t>
             </w:r>
             <w:r>
               <w:rPr>
-                <w:rFonts w:ascii="微软雅黑" w:hAnsi="微软雅黑"/>
-                <w:noProof/>
-                <w:webHidden/>
-                <w:szCs w:val="21"/>
+                <w:noProof/>
+                <w:webHidden/>
+              </w:rPr>
+              <w:fldChar w:fldCharType="end"/>
+            </w:r>
+          </w:hyperlink>
+        </w:p>
+        <w:p>
+          <w:pPr>
+            <w:pStyle w:val="21"/>
+            <w:tabs>
+              <w:tab w:val="left" w:pos="1050"/>
+              <w:tab w:val="right" w:leader="dot" w:pos="8296"/>
+            </w:tabs>
+            <w:rPr>
+              <w:rFonts w:asciiTheme="minorHAnsi" w:eastAsiaTheme="minorEastAsia" w:hAnsiTheme="minorHAnsi" w:cstheme="minorBidi"/>
+              <w:noProof/>
+              <w:szCs w:val="22"/>
+            </w:rPr>
+          </w:pPr>
+          <w:hyperlink w:anchor="_Toc87372584" w:history="1">
+            <w:r>
+              <w:rPr>
+                <w:rStyle w:val="a3"/>
+                <w:noProof/>
+              </w:rPr>
+              <w:t>1.2</w:t>
+            </w:r>
+            <w:r>
+              <w:rPr>
+                <w:rFonts w:asciiTheme="minorHAnsi" w:eastAsiaTheme="minorEastAsia" w:hAnsiTheme="minorHAnsi" w:cstheme="minorBidi"/>
+                <w:noProof/>
+                <w:szCs w:val="22"/>
+              </w:rPr>
+              <w:tab/>
+            </w:r>
+            <w:r>
+              <w:rPr>
+                <w:rStyle w:val="a3"/>
+                <w:noProof/>
+              </w:rPr>
+              <w:t>Kafka</w:t>
+            </w:r>
+            <w:r>
+              <w:rPr>
+                <w:rStyle w:val="a3"/>
+                <w:noProof/>
+              </w:rPr>
+              <w:t>的使用场景</w:t>
+            </w:r>
+            <w:r>
+              <w:rPr>
+                <w:noProof/>
+                <w:webHidden/>
+              </w:rPr>
+              <w:tab/>
+            </w:r>
+            <w:r>
+              <w:rPr>
+                <w:noProof/>
+                <w:webHidden/>
+              </w:rPr>
+              <w:fldChar w:fldCharType="begin"/>
+            </w:r>
+            <w:r>
+              <w:rPr>
+                <w:noProof/>
+                <w:webHidden/>
+              </w:rPr>
+              <w:instrText xml:space="preserve"> PAGEREF _Toc87372584 \h </w:instrText>
+            </w:r>
+            <w:r>
+              <w:rPr>
+                <w:noProof/>
+                <w:webHidden/>
+              </w:rPr>
+            </w:r>
+            <w:r>
+              <w:rPr>
+                <w:noProof/>
+                <w:webHidden/>
+              </w:rPr>
+              <w:fldChar w:fldCharType="separate"/>
+            </w:r>
+            <w:r>
+              <w:rPr>
+                <w:noProof/>
+                <w:webHidden/>
+              </w:rPr>
+              <w:t>4</w:t>
+            </w:r>
+            <w:r>
+              <w:rPr>
+                <w:noProof/>
+                <w:webHidden/>
+              </w:rPr>
+              <w:fldChar w:fldCharType="end"/>
+            </w:r>
+          </w:hyperlink>
+        </w:p>
+        <w:p>
+          <w:pPr>
+            <w:pStyle w:val="21"/>
+            <w:tabs>
+              <w:tab w:val="left" w:pos="1050"/>
+              <w:tab w:val="right" w:leader="dot" w:pos="8296"/>
+            </w:tabs>
+            <w:rPr>
+              <w:rFonts w:asciiTheme="minorHAnsi" w:eastAsiaTheme="minorEastAsia" w:hAnsiTheme="minorHAnsi" w:cstheme="minorBidi"/>
+              <w:noProof/>
+              <w:szCs w:val="22"/>
+            </w:rPr>
+          </w:pPr>
+          <w:hyperlink w:anchor="_Toc87372585" w:history="1">
+            <w:r>
+              <w:rPr>
+                <w:rStyle w:val="a3"/>
+                <w:noProof/>
+              </w:rPr>
+              <w:t>1.3</w:t>
+            </w:r>
+            <w:r>
+              <w:rPr>
+                <w:rFonts w:asciiTheme="minorHAnsi" w:eastAsiaTheme="minorEastAsia" w:hAnsiTheme="minorHAnsi" w:cstheme="minorBidi"/>
+                <w:noProof/>
+                <w:szCs w:val="22"/>
+              </w:rPr>
+              <w:tab/>
+            </w:r>
+            <w:r>
+              <w:rPr>
+                <w:rStyle w:val="a3"/>
+                <w:noProof/>
+              </w:rPr>
+              <w:t>Kakfa</w:t>
+            </w:r>
+            <w:r>
+              <w:rPr>
+                <w:rStyle w:val="a3"/>
+                <w:noProof/>
+              </w:rPr>
+              <w:t>的设计思想</w:t>
+            </w:r>
+            <w:r>
+              <w:rPr>
+                <w:noProof/>
+                <w:webHidden/>
+              </w:rPr>
+              <w:tab/>
+            </w:r>
+            <w:r>
+              <w:rPr>
+                <w:noProof/>
+                <w:webHidden/>
+              </w:rPr>
+              <w:fldChar w:fldCharType="begin"/>
+            </w:r>
+            <w:r>
+              <w:rPr>
+                <w:noProof/>
+                <w:webHidden/>
+              </w:rPr>
+              <w:instrText xml:space="preserve"> PAGEREF _Toc87372585 \h </w:instrText>
+            </w:r>
+            <w:r>
+              <w:rPr>
+                <w:noProof/>
+                <w:webHidden/>
+              </w:rPr>
+            </w:r>
+            <w:r>
+              <w:rPr>
+                <w:noProof/>
+                <w:webHidden/>
+              </w:rPr>
+              <w:fldChar w:fldCharType="separate"/>
+            </w:r>
+            <w:r>
+              <w:rPr>
+                <w:noProof/>
+                <w:webHidden/>
+              </w:rPr>
+              <w:t>4</w:t>
+            </w:r>
+            <w:r>
+              <w:rPr>
+                <w:noProof/>
+                <w:webHidden/>
               </w:rPr>
               <w:fldChar w:fldCharType="end"/>
             </w:r>
@@ -215,97 +523,1546 @@
               <w:tab w:val="right" w:leader="dot" w:pos="8296"/>
             </w:tabs>
             <w:rPr>
-              <w:rFonts w:ascii="微软雅黑" w:hAnsi="微软雅黑" w:cstheme="minorBidi"/>
+              <w:rFonts w:asciiTheme="minorHAnsi" w:eastAsiaTheme="minorEastAsia" w:hAnsiTheme="minorHAnsi" w:cstheme="minorBidi"/>
               <w:noProof/>
-              <w:szCs w:val="21"/>
+              <w:szCs w:val="22"/>
             </w:rPr>
           </w:pPr>
-          <w:hyperlink w:anchor="_Toc76117473" w:history="1">
+          <w:hyperlink w:anchor="_Toc87372586" w:history="1">
             <w:r>
               <w:rPr>
                 <w:rStyle w:val="a3"/>
-                <w:rFonts w:ascii="微软雅黑" w:hAnsi="微软雅黑"/>
-                <w:noProof/>
-                <w:szCs w:val="21"/>
+                <w:noProof/>
               </w:rPr>
               <w:t>2</w:t>
             </w:r>
             <w:r>
               <w:rPr>
-                <w:rFonts w:ascii="微软雅黑" w:hAnsi="微软雅黑" w:cstheme="minorBidi"/>
-                <w:noProof/>
-                <w:szCs w:val="21"/>
+                <w:rFonts w:asciiTheme="minorHAnsi" w:eastAsiaTheme="minorEastAsia" w:hAnsiTheme="minorHAnsi" w:cstheme="minorBidi"/>
+                <w:noProof/>
+                <w:szCs w:val="22"/>
               </w:rPr>
               <w:tab/>
             </w:r>
             <w:r>
               <w:rPr>
                 <w:rStyle w:val="a3"/>
-                <w:rFonts w:ascii="微软雅黑" w:hAnsi="微软雅黑"/>
-                <w:noProof/>
-                <w:szCs w:val="21"/>
-              </w:rPr>
-              <w:t>适用范围</w:t>
-            </w:r>
-            <w:r>
-              <w:rPr>
-                <w:rFonts w:ascii="微软雅黑" w:hAnsi="微软雅黑"/>
-                <w:noProof/>
-                <w:webHidden/>
-                <w:szCs w:val="21"/>
+                <w:noProof/>
+              </w:rPr>
+              <w:t>Kafka</w:t>
+            </w:r>
+            <w:r>
+              <w:rPr>
+                <w:rStyle w:val="a3"/>
+                <w:noProof/>
+              </w:rPr>
+              <w:t>文件存储机制</w:t>
+            </w:r>
+            <w:r>
+              <w:rPr>
+                <w:noProof/>
+                <w:webHidden/>
               </w:rPr>
               <w:tab/>
             </w:r>
             <w:r>
               <w:rPr>
-                <w:rFonts w:ascii="微软雅黑" w:hAnsi="微软雅黑"/>
-                <w:noProof/>
-                <w:webHidden/>
-                <w:szCs w:val="21"/>
+                <w:noProof/>
+                <w:webHidden/>
               </w:rPr>
               <w:fldChar w:fldCharType="begin"/>
             </w:r>
             <w:r>
               <w:rPr>
-                <w:rFonts w:ascii="微软雅黑" w:hAnsi="微软雅黑"/>
-                <w:noProof/>
-                <w:webHidden/>
-                <w:szCs w:val="21"/>
-              </w:rPr>
-              <w:instrText xml:space="preserve"> PAGEREF _Toc76117473 \h </w:instrText>
-            </w:r>
-            <w:r>
-              <w:rPr>
-                <w:rFonts w:ascii="微软雅黑" w:hAnsi="微软雅黑"/>
-                <w:noProof/>
-                <w:webHidden/>
-                <w:szCs w:val="21"/>
-              </w:rPr>
-            </w:r>
-            <w:r>
-              <w:rPr>
-                <w:rFonts w:ascii="微软雅黑" w:hAnsi="微软雅黑"/>
-                <w:noProof/>
-                <w:webHidden/>
-                <w:szCs w:val="21"/>
+                <w:noProof/>
+                <w:webHidden/>
+              </w:rPr>
+              <w:instrText xml:space="preserve"> PAGEREF _Toc87372586 \h </w:instrText>
+            </w:r>
+            <w:r>
+              <w:rPr>
+                <w:noProof/>
+                <w:webHidden/>
+              </w:rPr>
+            </w:r>
+            <w:r>
+              <w:rPr>
+                <w:noProof/>
+                <w:webHidden/>
               </w:rPr>
               <w:fldChar w:fldCharType="separate"/>
             </w:r>
             <w:r>
               <w:rPr>
-                <w:rFonts w:ascii="微软雅黑" w:hAnsi="微软雅黑"/>
-                <w:noProof/>
-                <w:webHidden/>
-                <w:szCs w:val="21"/>
-              </w:rPr>
-              <w:t>3</w:t>
-            </w:r>
-            <w:r>
-              <w:rPr>
-                <w:rFonts w:ascii="微软雅黑" w:hAnsi="微软雅黑"/>
-                <w:noProof/>
-                <w:webHidden/>
-                <w:szCs w:val="21"/>
+                <w:noProof/>
+                <w:webHidden/>
+              </w:rPr>
+              <w:t>19</w:t>
+            </w:r>
+            <w:r>
+              <w:rPr>
+                <w:noProof/>
+                <w:webHidden/>
+              </w:rPr>
+              <w:fldChar w:fldCharType="end"/>
+            </w:r>
+          </w:hyperlink>
+        </w:p>
+        <w:p>
+          <w:pPr>
+            <w:pStyle w:val="21"/>
+            <w:tabs>
+              <w:tab w:val="left" w:pos="1050"/>
+              <w:tab w:val="right" w:leader="dot" w:pos="8296"/>
+            </w:tabs>
+            <w:rPr>
+              <w:rFonts w:asciiTheme="minorHAnsi" w:eastAsiaTheme="minorEastAsia" w:hAnsiTheme="minorHAnsi" w:cstheme="minorBidi"/>
+              <w:noProof/>
+              <w:szCs w:val="22"/>
+            </w:rPr>
+          </w:pPr>
+          <w:hyperlink w:anchor="_Toc87372587" w:history="1">
+            <w:r>
+              <w:rPr>
+                <w:rStyle w:val="a3"/>
+                <w:noProof/>
+              </w:rPr>
+              <w:t>2.1</w:t>
+            </w:r>
+            <w:r>
+              <w:rPr>
+                <w:rFonts w:asciiTheme="minorHAnsi" w:eastAsiaTheme="minorEastAsia" w:hAnsiTheme="minorHAnsi" w:cstheme="minorBidi"/>
+                <w:noProof/>
+                <w:szCs w:val="22"/>
+              </w:rPr>
+              <w:tab/>
+            </w:r>
+            <w:r>
+              <w:rPr>
+                <w:rStyle w:val="a3"/>
+                <w:noProof/>
+              </w:rPr>
+              <w:t>Kafka</w:t>
+            </w:r>
+            <w:r>
+              <w:rPr>
+                <w:rStyle w:val="a3"/>
+                <w:noProof/>
+              </w:rPr>
+              <w:t>部分名词解释</w:t>
+            </w:r>
+            <w:r>
+              <w:rPr>
+                <w:noProof/>
+                <w:webHidden/>
+              </w:rPr>
+              <w:tab/>
+            </w:r>
+            <w:r>
+              <w:rPr>
+                <w:noProof/>
+                <w:webHidden/>
+              </w:rPr>
+              <w:fldChar w:fldCharType="begin"/>
+            </w:r>
+            <w:r>
+              <w:rPr>
+                <w:noProof/>
+                <w:webHidden/>
+              </w:rPr>
+              <w:instrText xml:space="preserve"> PAGEREF _Toc87372587 \h </w:instrText>
+            </w:r>
+            <w:r>
+              <w:rPr>
+                <w:noProof/>
+                <w:webHidden/>
+              </w:rPr>
+            </w:r>
+            <w:r>
+              <w:rPr>
+                <w:noProof/>
+                <w:webHidden/>
+              </w:rPr>
+              <w:fldChar w:fldCharType="separate"/>
+            </w:r>
+            <w:r>
+              <w:rPr>
+                <w:noProof/>
+                <w:webHidden/>
+              </w:rPr>
+              <w:t>19</w:t>
+            </w:r>
+            <w:r>
+              <w:rPr>
+                <w:noProof/>
+                <w:webHidden/>
+              </w:rPr>
+              <w:fldChar w:fldCharType="end"/>
+            </w:r>
+          </w:hyperlink>
+        </w:p>
+        <w:p>
+          <w:pPr>
+            <w:pStyle w:val="21"/>
+            <w:tabs>
+              <w:tab w:val="left" w:pos="1050"/>
+              <w:tab w:val="right" w:leader="dot" w:pos="8296"/>
+            </w:tabs>
+            <w:rPr>
+              <w:rFonts w:asciiTheme="minorHAnsi" w:eastAsiaTheme="minorEastAsia" w:hAnsiTheme="minorHAnsi" w:cstheme="minorBidi"/>
+              <w:noProof/>
+              <w:szCs w:val="22"/>
+            </w:rPr>
+          </w:pPr>
+          <w:hyperlink w:anchor="_Toc87372588" w:history="1">
+            <w:r>
+              <w:rPr>
+                <w:rStyle w:val="a3"/>
+                <w:noProof/>
+              </w:rPr>
+              <w:t>2.2</w:t>
+            </w:r>
+            <w:r>
+              <w:rPr>
+                <w:rFonts w:asciiTheme="minorHAnsi" w:eastAsiaTheme="minorEastAsia" w:hAnsiTheme="minorHAnsi" w:cstheme="minorBidi"/>
+                <w:noProof/>
+                <w:szCs w:val="22"/>
+              </w:rPr>
+              <w:tab/>
+            </w:r>
+            <w:r>
+              <w:rPr>
+                <w:rStyle w:val="a3"/>
+                <w:noProof/>
+              </w:rPr>
+              <w:t>kafka</w:t>
+            </w:r>
+            <w:r>
+              <w:rPr>
+                <w:rStyle w:val="a3"/>
+                <w:noProof/>
+              </w:rPr>
+              <w:t>一些原理概念</w:t>
+            </w:r>
+            <w:r>
+              <w:rPr>
+                <w:noProof/>
+                <w:webHidden/>
+              </w:rPr>
+              <w:tab/>
+            </w:r>
+            <w:r>
+              <w:rPr>
+                <w:noProof/>
+                <w:webHidden/>
+              </w:rPr>
+              <w:fldChar w:fldCharType="begin"/>
+            </w:r>
+            <w:r>
+              <w:rPr>
+                <w:noProof/>
+                <w:webHidden/>
+              </w:rPr>
+              <w:instrText xml:space="preserve"> PAGEREF _Toc87372588 \h </w:instrText>
+            </w:r>
+            <w:r>
+              <w:rPr>
+                <w:noProof/>
+                <w:webHidden/>
+              </w:rPr>
+            </w:r>
+            <w:r>
+              <w:rPr>
+                <w:noProof/>
+                <w:webHidden/>
+              </w:rPr>
+              <w:fldChar w:fldCharType="separate"/>
+            </w:r>
+            <w:r>
+              <w:rPr>
+                <w:noProof/>
+                <w:webHidden/>
+              </w:rPr>
+              <w:t>20</w:t>
+            </w:r>
+            <w:r>
+              <w:rPr>
+                <w:noProof/>
+                <w:webHidden/>
+              </w:rPr>
+              <w:fldChar w:fldCharType="end"/>
+            </w:r>
+          </w:hyperlink>
+        </w:p>
+        <w:p>
+          <w:pPr>
+            <w:pStyle w:val="31"/>
+            <w:tabs>
+              <w:tab w:val="left" w:pos="1680"/>
+              <w:tab w:val="right" w:leader="dot" w:pos="8296"/>
+            </w:tabs>
+            <w:rPr>
+              <w:rFonts w:asciiTheme="minorHAnsi" w:eastAsiaTheme="minorEastAsia" w:hAnsiTheme="minorHAnsi" w:cstheme="minorBidi"/>
+              <w:noProof/>
+              <w:szCs w:val="22"/>
+            </w:rPr>
+          </w:pPr>
+          <w:hyperlink w:anchor="_Toc87372589" w:history="1">
+            <w:r>
+              <w:rPr>
+                <w:rStyle w:val="a3"/>
+                <w:noProof/>
+              </w:rPr>
+              <w:t>2.2.1</w:t>
+            </w:r>
+            <w:r>
+              <w:rPr>
+                <w:rFonts w:asciiTheme="minorHAnsi" w:eastAsiaTheme="minorEastAsia" w:hAnsiTheme="minorHAnsi" w:cstheme="minorBidi"/>
+                <w:noProof/>
+                <w:szCs w:val="22"/>
+              </w:rPr>
+              <w:tab/>
+            </w:r>
+            <w:r>
+              <w:rPr>
+                <w:rStyle w:val="a3"/>
+                <w:noProof/>
+              </w:rPr>
+              <w:t>持久化</w:t>
+            </w:r>
+            <w:r>
+              <w:rPr>
+                <w:noProof/>
+                <w:webHidden/>
+              </w:rPr>
+              <w:tab/>
+            </w:r>
+            <w:r>
+              <w:rPr>
+                <w:noProof/>
+                <w:webHidden/>
+              </w:rPr>
+              <w:fldChar w:fldCharType="begin"/>
+            </w:r>
+            <w:r>
+              <w:rPr>
+                <w:noProof/>
+                <w:webHidden/>
+              </w:rPr>
+              <w:instrText xml:space="preserve"> PAGEREF _Toc87372589 \h </w:instrText>
+            </w:r>
+            <w:r>
+              <w:rPr>
+                <w:noProof/>
+                <w:webHidden/>
+              </w:rPr>
+            </w:r>
+            <w:r>
+              <w:rPr>
+                <w:noProof/>
+                <w:webHidden/>
+              </w:rPr>
+              <w:fldChar w:fldCharType="separate"/>
+            </w:r>
+            <w:r>
+              <w:rPr>
+                <w:noProof/>
+                <w:webHidden/>
+              </w:rPr>
+              <w:t>20</w:t>
+            </w:r>
+            <w:r>
+              <w:rPr>
+                <w:noProof/>
+                <w:webHidden/>
+              </w:rPr>
+              <w:fldChar w:fldCharType="end"/>
+            </w:r>
+          </w:hyperlink>
+        </w:p>
+        <w:p>
+          <w:pPr>
+            <w:pStyle w:val="31"/>
+            <w:tabs>
+              <w:tab w:val="left" w:pos="1680"/>
+              <w:tab w:val="right" w:leader="dot" w:pos="8296"/>
+            </w:tabs>
+            <w:rPr>
+              <w:rFonts w:asciiTheme="minorHAnsi" w:eastAsiaTheme="minorEastAsia" w:hAnsiTheme="minorHAnsi" w:cstheme="minorBidi"/>
+              <w:noProof/>
+              <w:szCs w:val="22"/>
+            </w:rPr>
+          </w:pPr>
+          <w:hyperlink w:anchor="_Toc87372590" w:history="1">
+            <w:r>
+              <w:rPr>
+                <w:rStyle w:val="a3"/>
+                <w:noProof/>
+              </w:rPr>
+              <w:t>2.2.2</w:t>
+            </w:r>
+            <w:r>
+              <w:rPr>
+                <w:rFonts w:asciiTheme="minorHAnsi" w:eastAsiaTheme="minorEastAsia" w:hAnsiTheme="minorHAnsi" w:cstheme="minorBidi"/>
+                <w:noProof/>
+                <w:szCs w:val="22"/>
+              </w:rPr>
+              <w:tab/>
+            </w:r>
+            <w:r>
+              <w:rPr>
+                <w:rStyle w:val="a3"/>
+                <w:noProof/>
+              </w:rPr>
+              <w:t>性能</w:t>
+            </w:r>
+            <w:r>
+              <w:rPr>
+                <w:noProof/>
+                <w:webHidden/>
+              </w:rPr>
+              <w:tab/>
+            </w:r>
+            <w:r>
+              <w:rPr>
+                <w:noProof/>
+                <w:webHidden/>
+              </w:rPr>
+              <w:fldChar w:fldCharType="begin"/>
+            </w:r>
+            <w:r>
+              <w:rPr>
+                <w:noProof/>
+                <w:webHidden/>
+              </w:rPr>
+              <w:instrText xml:space="preserve"> PAGEREF _Toc87372590 \h </w:instrText>
+            </w:r>
+            <w:r>
+              <w:rPr>
+                <w:noProof/>
+                <w:webHidden/>
+              </w:rPr>
+            </w:r>
+            <w:r>
+              <w:rPr>
+                <w:noProof/>
+                <w:webHidden/>
+              </w:rPr>
+              <w:fldChar w:fldCharType="separate"/>
+            </w:r>
+            <w:r>
+              <w:rPr>
+                <w:noProof/>
+                <w:webHidden/>
+              </w:rPr>
+              <w:t>21</w:t>
+            </w:r>
+            <w:r>
+              <w:rPr>
+                <w:noProof/>
+                <w:webHidden/>
+              </w:rPr>
+              <w:fldChar w:fldCharType="end"/>
+            </w:r>
+          </w:hyperlink>
+        </w:p>
+        <w:p>
+          <w:pPr>
+            <w:pStyle w:val="31"/>
+            <w:tabs>
+              <w:tab w:val="left" w:pos="1680"/>
+              <w:tab w:val="right" w:leader="dot" w:pos="8296"/>
+            </w:tabs>
+            <w:rPr>
+              <w:rFonts w:asciiTheme="minorHAnsi" w:eastAsiaTheme="minorEastAsia" w:hAnsiTheme="minorHAnsi" w:cstheme="minorBidi"/>
+              <w:noProof/>
+              <w:szCs w:val="22"/>
+            </w:rPr>
+          </w:pPr>
+          <w:hyperlink w:anchor="_Toc87372591" w:history="1">
+            <w:r>
+              <w:rPr>
+                <w:rStyle w:val="a3"/>
+                <w:noProof/>
+              </w:rPr>
+              <w:t>2.2.3</w:t>
+            </w:r>
+            <w:r>
+              <w:rPr>
+                <w:rFonts w:asciiTheme="minorHAnsi" w:eastAsiaTheme="minorEastAsia" w:hAnsiTheme="minorHAnsi" w:cstheme="minorBidi"/>
+                <w:noProof/>
+                <w:szCs w:val="22"/>
+              </w:rPr>
+              <w:tab/>
+            </w:r>
+            <w:r>
+              <w:rPr>
+                <w:rStyle w:val="a3"/>
+                <w:noProof/>
+              </w:rPr>
+              <w:t>负载均衡</w:t>
+            </w:r>
+            <w:r>
+              <w:rPr>
+                <w:noProof/>
+                <w:webHidden/>
+              </w:rPr>
+              <w:tab/>
+            </w:r>
+            <w:r>
+              <w:rPr>
+                <w:noProof/>
+                <w:webHidden/>
+              </w:rPr>
+              <w:fldChar w:fldCharType="begin"/>
+            </w:r>
+            <w:r>
+              <w:rPr>
+                <w:noProof/>
+                <w:webHidden/>
+              </w:rPr>
+              <w:instrText xml:space="preserve"> PAGEREF _Toc87372591 \h </w:instrText>
+            </w:r>
+            <w:r>
+              <w:rPr>
+                <w:noProof/>
+                <w:webHidden/>
+              </w:rPr>
+            </w:r>
+            <w:r>
+              <w:rPr>
+                <w:noProof/>
+                <w:webHidden/>
+              </w:rPr>
+              <w:fldChar w:fldCharType="separate"/>
+            </w:r>
+            <w:r>
+              <w:rPr>
+                <w:noProof/>
+                <w:webHidden/>
+              </w:rPr>
+              <w:t>21</w:t>
+            </w:r>
+            <w:r>
+              <w:rPr>
+                <w:noProof/>
+                <w:webHidden/>
+              </w:rPr>
+              <w:fldChar w:fldCharType="end"/>
+            </w:r>
+          </w:hyperlink>
+        </w:p>
+        <w:p>
+          <w:pPr>
+            <w:pStyle w:val="31"/>
+            <w:tabs>
+              <w:tab w:val="left" w:pos="1680"/>
+              <w:tab w:val="right" w:leader="dot" w:pos="8296"/>
+            </w:tabs>
+            <w:rPr>
+              <w:rFonts w:asciiTheme="minorHAnsi" w:eastAsiaTheme="minorEastAsia" w:hAnsiTheme="minorHAnsi" w:cstheme="minorBidi"/>
+              <w:noProof/>
+              <w:szCs w:val="22"/>
+            </w:rPr>
+          </w:pPr>
+          <w:hyperlink w:anchor="_Toc87372592" w:history="1">
+            <w:r>
+              <w:rPr>
+                <w:rStyle w:val="a3"/>
+                <w:noProof/>
+              </w:rPr>
+              <w:t>2.2.4</w:t>
+            </w:r>
+            <w:r>
+              <w:rPr>
+                <w:rFonts w:asciiTheme="minorHAnsi" w:eastAsiaTheme="minorEastAsia" w:hAnsiTheme="minorHAnsi" w:cstheme="minorBidi"/>
+                <w:noProof/>
+                <w:szCs w:val="22"/>
+              </w:rPr>
+              <w:tab/>
+            </w:r>
+            <w:r>
+              <w:rPr>
+                <w:rStyle w:val="a3"/>
+                <w:noProof/>
+              </w:rPr>
+              <w:t>Topic</w:t>
+            </w:r>
+            <w:r>
+              <w:rPr>
+                <w:rStyle w:val="a3"/>
+                <w:noProof/>
+              </w:rPr>
+              <w:t>模型</w:t>
+            </w:r>
+            <w:r>
+              <w:rPr>
+                <w:noProof/>
+                <w:webHidden/>
+              </w:rPr>
+              <w:tab/>
+            </w:r>
+            <w:r>
+              <w:rPr>
+                <w:noProof/>
+                <w:webHidden/>
+              </w:rPr>
+              <w:fldChar w:fldCharType="begin"/>
+            </w:r>
+            <w:r>
+              <w:rPr>
+                <w:noProof/>
+                <w:webHidden/>
+              </w:rPr>
+              <w:instrText xml:space="preserve"> PAGEREF _Toc87372592 \h </w:instrText>
+            </w:r>
+            <w:r>
+              <w:rPr>
+                <w:noProof/>
+                <w:webHidden/>
+              </w:rPr>
+            </w:r>
+            <w:r>
+              <w:rPr>
+                <w:noProof/>
+                <w:webHidden/>
+              </w:rPr>
+              <w:fldChar w:fldCharType="separate"/>
+            </w:r>
+            <w:r>
+              <w:rPr>
+                <w:noProof/>
+                <w:webHidden/>
+              </w:rPr>
+              <w:t>22</w:t>
+            </w:r>
+            <w:r>
+              <w:rPr>
+                <w:noProof/>
+                <w:webHidden/>
+              </w:rPr>
+              <w:fldChar w:fldCharType="end"/>
+            </w:r>
+          </w:hyperlink>
+        </w:p>
+        <w:p>
+          <w:pPr>
+            <w:pStyle w:val="31"/>
+            <w:tabs>
+              <w:tab w:val="left" w:pos="1680"/>
+              <w:tab w:val="right" w:leader="dot" w:pos="8296"/>
+            </w:tabs>
+            <w:rPr>
+              <w:rFonts w:asciiTheme="minorHAnsi" w:eastAsiaTheme="minorEastAsia" w:hAnsiTheme="minorHAnsi" w:cstheme="minorBidi"/>
+              <w:noProof/>
+              <w:szCs w:val="22"/>
+            </w:rPr>
+          </w:pPr>
+          <w:hyperlink w:anchor="_Toc87372593" w:history="1">
+            <w:r>
+              <w:rPr>
+                <w:rStyle w:val="a3"/>
+                <w:noProof/>
+              </w:rPr>
+              <w:t>2.2.5</w:t>
+            </w:r>
+            <w:r>
+              <w:rPr>
+                <w:rFonts w:asciiTheme="minorHAnsi" w:eastAsiaTheme="minorEastAsia" w:hAnsiTheme="minorHAnsi" w:cstheme="minorBidi"/>
+                <w:noProof/>
+                <w:szCs w:val="22"/>
+              </w:rPr>
+              <w:tab/>
+            </w:r>
+            <w:r>
+              <w:rPr>
+                <w:rStyle w:val="a3"/>
+                <w:noProof/>
+              </w:rPr>
+              <w:t>消息传输一致</w:t>
+            </w:r>
+            <w:r>
+              <w:rPr>
+                <w:noProof/>
+                <w:webHidden/>
+              </w:rPr>
+              <w:tab/>
+            </w:r>
+            <w:r>
+              <w:rPr>
+                <w:noProof/>
+                <w:webHidden/>
+              </w:rPr>
+              <w:fldChar w:fldCharType="begin"/>
+            </w:r>
+            <w:r>
+              <w:rPr>
+                <w:noProof/>
+                <w:webHidden/>
+              </w:rPr>
+              <w:instrText xml:space="preserve"> PAGEREF _Toc87372593 \h </w:instrText>
+            </w:r>
+            <w:r>
+              <w:rPr>
+                <w:noProof/>
+                <w:webHidden/>
+              </w:rPr>
+            </w:r>
+            <w:r>
+              <w:rPr>
+                <w:noProof/>
+                <w:webHidden/>
+              </w:rPr>
+              <w:fldChar w:fldCharType="separate"/>
+            </w:r>
+            <w:r>
+              <w:rPr>
+                <w:noProof/>
+                <w:webHidden/>
+              </w:rPr>
+              <w:t>22</w:t>
+            </w:r>
+            <w:r>
+              <w:rPr>
+                <w:noProof/>
+                <w:webHidden/>
+              </w:rPr>
+              <w:fldChar w:fldCharType="end"/>
+            </w:r>
+          </w:hyperlink>
+        </w:p>
+        <w:p>
+          <w:pPr>
+            <w:pStyle w:val="31"/>
+            <w:tabs>
+              <w:tab w:val="left" w:pos="1680"/>
+              <w:tab w:val="right" w:leader="dot" w:pos="8296"/>
+            </w:tabs>
+            <w:rPr>
+              <w:rFonts w:asciiTheme="minorHAnsi" w:eastAsiaTheme="minorEastAsia" w:hAnsiTheme="minorHAnsi" w:cstheme="minorBidi"/>
+              <w:noProof/>
+              <w:szCs w:val="22"/>
+            </w:rPr>
+          </w:pPr>
+          <w:hyperlink w:anchor="_Toc87372594" w:history="1">
+            <w:r>
+              <w:rPr>
+                <w:rStyle w:val="a3"/>
+                <w:noProof/>
+              </w:rPr>
+              <w:t>2.2.6</w:t>
+            </w:r>
+            <w:r>
+              <w:rPr>
+                <w:rFonts w:asciiTheme="minorHAnsi" w:eastAsiaTheme="minorEastAsia" w:hAnsiTheme="minorHAnsi" w:cstheme="minorBidi"/>
+                <w:noProof/>
+                <w:szCs w:val="22"/>
+              </w:rPr>
+              <w:tab/>
+            </w:r>
+            <w:r>
+              <w:rPr>
+                <w:rStyle w:val="a3"/>
+                <w:noProof/>
+              </w:rPr>
+              <w:t>副本</w:t>
+            </w:r>
+            <w:r>
+              <w:rPr>
+                <w:noProof/>
+                <w:webHidden/>
+              </w:rPr>
+              <w:tab/>
+            </w:r>
+            <w:r>
+              <w:rPr>
+                <w:noProof/>
+                <w:webHidden/>
+              </w:rPr>
+              <w:fldChar w:fldCharType="begin"/>
+            </w:r>
+            <w:r>
+              <w:rPr>
+                <w:noProof/>
+                <w:webHidden/>
+              </w:rPr>
+              <w:instrText xml:space="preserve"> PAGEREF _Toc87372594 \h </w:instrText>
+            </w:r>
+            <w:r>
+              <w:rPr>
+                <w:noProof/>
+                <w:webHidden/>
+              </w:rPr>
+            </w:r>
+            <w:r>
+              <w:rPr>
+                <w:noProof/>
+                <w:webHidden/>
+              </w:rPr>
+              <w:fldChar w:fldCharType="separate"/>
+            </w:r>
+            <w:r>
+              <w:rPr>
+                <w:noProof/>
+                <w:webHidden/>
+              </w:rPr>
+              <w:t>23</w:t>
+            </w:r>
+            <w:r>
+              <w:rPr>
+                <w:noProof/>
+                <w:webHidden/>
+              </w:rPr>
+              <w:fldChar w:fldCharType="end"/>
+            </w:r>
+          </w:hyperlink>
+        </w:p>
+        <w:p>
+          <w:pPr>
+            <w:pStyle w:val="31"/>
+            <w:tabs>
+              <w:tab w:val="left" w:pos="1680"/>
+              <w:tab w:val="right" w:leader="dot" w:pos="8296"/>
+            </w:tabs>
+            <w:rPr>
+              <w:rFonts w:asciiTheme="minorHAnsi" w:eastAsiaTheme="minorEastAsia" w:hAnsiTheme="minorHAnsi" w:cstheme="minorBidi"/>
+              <w:noProof/>
+              <w:szCs w:val="22"/>
+            </w:rPr>
+          </w:pPr>
+          <w:hyperlink w:anchor="_Toc87372595" w:history="1">
+            <w:r>
+              <w:rPr>
+                <w:rStyle w:val="a3"/>
+                <w:noProof/>
+              </w:rPr>
+              <w:t>2.2.7</w:t>
+            </w:r>
+            <w:r>
+              <w:rPr>
+                <w:rFonts w:asciiTheme="minorHAnsi" w:eastAsiaTheme="minorEastAsia" w:hAnsiTheme="minorHAnsi" w:cstheme="minorBidi"/>
+                <w:noProof/>
+                <w:szCs w:val="22"/>
+              </w:rPr>
+              <w:tab/>
+            </w:r>
+            <w:r>
+              <w:rPr>
+                <w:rStyle w:val="a3"/>
+                <w:noProof/>
+              </w:rPr>
+              <w:t>log</w:t>
+            </w:r>
+            <w:r>
+              <w:rPr>
+                <w:noProof/>
+                <w:webHidden/>
+              </w:rPr>
+              <w:tab/>
+            </w:r>
+            <w:r>
+              <w:rPr>
+                <w:noProof/>
+                <w:webHidden/>
+              </w:rPr>
+              <w:fldChar w:fldCharType="begin"/>
+            </w:r>
+            <w:r>
+              <w:rPr>
+                <w:noProof/>
+                <w:webHidden/>
+              </w:rPr>
+              <w:instrText xml:space="preserve"> PAGEREF _Toc87372595 \h </w:instrText>
+            </w:r>
+            <w:r>
+              <w:rPr>
+                <w:noProof/>
+                <w:webHidden/>
+              </w:rPr>
+            </w:r>
+            <w:r>
+              <w:rPr>
+                <w:noProof/>
+                <w:webHidden/>
+              </w:rPr>
+              <w:fldChar w:fldCharType="separate"/>
+            </w:r>
+            <w:r>
+              <w:rPr>
+                <w:noProof/>
+                <w:webHidden/>
+              </w:rPr>
+              <w:t>24</w:t>
+            </w:r>
+            <w:r>
+              <w:rPr>
+                <w:noProof/>
+                <w:webHidden/>
+              </w:rPr>
+              <w:fldChar w:fldCharType="end"/>
+            </w:r>
+          </w:hyperlink>
+        </w:p>
+        <w:p>
+          <w:pPr>
+            <w:pStyle w:val="31"/>
+            <w:tabs>
+              <w:tab w:val="left" w:pos="1680"/>
+              <w:tab w:val="right" w:leader="dot" w:pos="8296"/>
+            </w:tabs>
+            <w:rPr>
+              <w:rFonts w:asciiTheme="minorHAnsi" w:eastAsiaTheme="minorEastAsia" w:hAnsiTheme="minorHAnsi" w:cstheme="minorBidi"/>
+              <w:noProof/>
+              <w:szCs w:val="22"/>
+            </w:rPr>
+          </w:pPr>
+          <w:hyperlink w:anchor="_Toc87372596" w:history="1">
+            <w:r>
+              <w:rPr>
+                <w:rStyle w:val="a3"/>
+                <w:noProof/>
+              </w:rPr>
+              <w:t>2.2.8</w:t>
+            </w:r>
+            <w:r>
+              <w:rPr>
+                <w:rFonts w:asciiTheme="minorHAnsi" w:eastAsiaTheme="minorEastAsia" w:hAnsiTheme="minorHAnsi" w:cstheme="minorBidi"/>
+                <w:noProof/>
+                <w:szCs w:val="22"/>
+              </w:rPr>
+              <w:tab/>
+            </w:r>
+            <w:r>
+              <w:rPr>
+                <w:rStyle w:val="a3"/>
+                <w:noProof/>
+              </w:rPr>
+              <w:t>分布式</w:t>
+            </w:r>
+            <w:r>
+              <w:rPr>
+                <w:noProof/>
+                <w:webHidden/>
+              </w:rPr>
+              <w:tab/>
+            </w:r>
+            <w:r>
+              <w:rPr>
+                <w:noProof/>
+                <w:webHidden/>
+              </w:rPr>
+              <w:fldChar w:fldCharType="begin"/>
+            </w:r>
+            <w:r>
+              <w:rPr>
+                <w:noProof/>
+                <w:webHidden/>
+              </w:rPr>
+              <w:instrText xml:space="preserve"> PAGEREF _Toc87372596 \h </w:instrText>
+            </w:r>
+            <w:r>
+              <w:rPr>
+                <w:noProof/>
+                <w:webHidden/>
+              </w:rPr>
+            </w:r>
+            <w:r>
+              <w:rPr>
+                <w:noProof/>
+                <w:webHidden/>
+              </w:rPr>
+              <w:fldChar w:fldCharType="separate"/>
+            </w:r>
+            <w:r>
+              <w:rPr>
+                <w:noProof/>
+                <w:webHidden/>
+              </w:rPr>
+              <w:t>25</w:t>
+            </w:r>
+            <w:r>
+              <w:rPr>
+                <w:noProof/>
+                <w:webHidden/>
+              </w:rPr>
+              <w:fldChar w:fldCharType="end"/>
+            </w:r>
+          </w:hyperlink>
+        </w:p>
+        <w:p>
+          <w:pPr>
+            <w:pStyle w:val="31"/>
+            <w:tabs>
+              <w:tab w:val="left" w:pos="1680"/>
+              <w:tab w:val="right" w:leader="dot" w:pos="8296"/>
+            </w:tabs>
+            <w:rPr>
+              <w:rFonts w:asciiTheme="minorHAnsi" w:eastAsiaTheme="minorEastAsia" w:hAnsiTheme="minorHAnsi" w:cstheme="minorBidi"/>
+              <w:noProof/>
+              <w:szCs w:val="22"/>
+            </w:rPr>
+          </w:pPr>
+          <w:hyperlink w:anchor="_Toc87372597" w:history="1">
+            <w:r>
+              <w:rPr>
+                <w:rStyle w:val="a3"/>
+                <w:noProof/>
+              </w:rPr>
+              <w:t>2.2.9</w:t>
+            </w:r>
+            <w:r>
+              <w:rPr>
+                <w:rFonts w:asciiTheme="minorHAnsi" w:eastAsiaTheme="minorEastAsia" w:hAnsiTheme="minorHAnsi" w:cstheme="minorBidi"/>
+                <w:noProof/>
+                <w:szCs w:val="22"/>
+              </w:rPr>
+              <w:tab/>
+            </w:r>
+            <w:r>
+              <w:rPr>
+                <w:rStyle w:val="a3"/>
+                <w:noProof/>
+              </w:rPr>
+              <w:t>Leader</w:t>
+            </w:r>
+            <w:r>
+              <w:rPr>
+                <w:rStyle w:val="a3"/>
+                <w:noProof/>
+              </w:rPr>
+              <w:t>的选择</w:t>
+            </w:r>
+            <w:r>
+              <w:rPr>
+                <w:noProof/>
+                <w:webHidden/>
+              </w:rPr>
+              <w:tab/>
+            </w:r>
+            <w:r>
+              <w:rPr>
+                <w:noProof/>
+                <w:webHidden/>
+              </w:rPr>
+              <w:fldChar w:fldCharType="begin"/>
+            </w:r>
+            <w:r>
+              <w:rPr>
+                <w:noProof/>
+                <w:webHidden/>
+              </w:rPr>
+              <w:instrText xml:space="preserve"> PAGEREF _Toc87372597 \h </w:instrText>
+            </w:r>
+            <w:r>
+              <w:rPr>
+                <w:noProof/>
+                <w:webHidden/>
+              </w:rPr>
+            </w:r>
+            <w:r>
+              <w:rPr>
+                <w:noProof/>
+                <w:webHidden/>
+              </w:rPr>
+              <w:fldChar w:fldCharType="separate"/>
+            </w:r>
+            <w:r>
+              <w:rPr>
+                <w:noProof/>
+                <w:webHidden/>
+              </w:rPr>
+              <w:t>27</w:t>
+            </w:r>
+            <w:r>
+              <w:rPr>
+                <w:noProof/>
+                <w:webHidden/>
+              </w:rPr>
+              <w:fldChar w:fldCharType="end"/>
+            </w:r>
+          </w:hyperlink>
+        </w:p>
+        <w:p>
+          <w:pPr>
+            <w:pStyle w:val="31"/>
+            <w:tabs>
+              <w:tab w:val="left" w:pos="1686"/>
+              <w:tab w:val="right" w:leader="dot" w:pos="8296"/>
+            </w:tabs>
+            <w:rPr>
+              <w:rFonts w:asciiTheme="minorHAnsi" w:eastAsiaTheme="minorEastAsia" w:hAnsiTheme="minorHAnsi" w:cstheme="minorBidi"/>
+              <w:noProof/>
+              <w:szCs w:val="22"/>
+            </w:rPr>
+          </w:pPr>
+          <w:hyperlink w:anchor="_Toc87372598" w:history="1">
+            <w:r>
+              <w:rPr>
+                <w:rStyle w:val="a3"/>
+                <w:noProof/>
+              </w:rPr>
+              <w:t>2.2.10</w:t>
+            </w:r>
+            <w:r>
+              <w:rPr>
+                <w:rFonts w:asciiTheme="minorHAnsi" w:eastAsiaTheme="minorEastAsia" w:hAnsiTheme="minorHAnsi" w:cstheme="minorBidi"/>
+                <w:noProof/>
+                <w:szCs w:val="22"/>
+              </w:rPr>
+              <w:tab/>
+            </w:r>
+            <w:r>
+              <w:rPr>
+                <w:rStyle w:val="a3"/>
+                <w:noProof/>
+              </w:rPr>
+              <w:t>副本管理</w:t>
+            </w:r>
+            <w:r>
+              <w:rPr>
+                <w:noProof/>
+                <w:webHidden/>
+              </w:rPr>
+              <w:tab/>
+            </w:r>
+            <w:r>
+              <w:rPr>
+                <w:noProof/>
+                <w:webHidden/>
+              </w:rPr>
+              <w:fldChar w:fldCharType="begin"/>
+            </w:r>
+            <w:r>
+              <w:rPr>
+                <w:noProof/>
+                <w:webHidden/>
+              </w:rPr>
+              <w:instrText xml:space="preserve"> PAGEREF _Toc87372598 \h </w:instrText>
+            </w:r>
+            <w:r>
+              <w:rPr>
+                <w:noProof/>
+                <w:webHidden/>
+              </w:rPr>
+            </w:r>
+            <w:r>
+              <w:rPr>
+                <w:noProof/>
+                <w:webHidden/>
+              </w:rPr>
+              <w:fldChar w:fldCharType="separate"/>
+            </w:r>
+            <w:r>
+              <w:rPr>
+                <w:noProof/>
+                <w:webHidden/>
+              </w:rPr>
+              <w:t>29</w:t>
+            </w:r>
+            <w:r>
+              <w:rPr>
+                <w:noProof/>
+                <w:webHidden/>
+              </w:rPr>
+              <w:fldChar w:fldCharType="end"/>
+            </w:r>
+          </w:hyperlink>
+        </w:p>
+        <w:p>
+          <w:pPr>
+            <w:pStyle w:val="31"/>
+            <w:tabs>
+              <w:tab w:val="left" w:pos="1680"/>
+              <w:tab w:val="right" w:leader="dot" w:pos="8296"/>
+            </w:tabs>
+            <w:rPr>
+              <w:rFonts w:asciiTheme="minorHAnsi" w:eastAsiaTheme="minorEastAsia" w:hAnsiTheme="minorHAnsi" w:cstheme="minorBidi"/>
+              <w:noProof/>
+              <w:szCs w:val="22"/>
+            </w:rPr>
+          </w:pPr>
+          <w:hyperlink w:anchor="_Toc87372599" w:history="1">
+            <w:r>
+              <w:rPr>
+                <w:rStyle w:val="a3"/>
+                <w:noProof/>
+              </w:rPr>
+              <w:t>2.2.11</w:t>
+            </w:r>
+            <w:r>
+              <w:rPr>
+                <w:rFonts w:asciiTheme="minorHAnsi" w:eastAsiaTheme="minorEastAsia" w:hAnsiTheme="minorHAnsi" w:cstheme="minorBidi"/>
+                <w:noProof/>
+                <w:szCs w:val="22"/>
+              </w:rPr>
+              <w:tab/>
+            </w:r>
+            <w:r>
+              <w:rPr>
+                <w:rStyle w:val="a3"/>
+                <w:noProof/>
+              </w:rPr>
+              <w:t>Leader</w:t>
+            </w:r>
+            <w:r>
+              <w:rPr>
+                <w:rStyle w:val="a3"/>
+                <w:noProof/>
+              </w:rPr>
+              <w:t>与副本同步</w:t>
+            </w:r>
+            <w:r>
+              <w:rPr>
+                <w:noProof/>
+                <w:webHidden/>
+              </w:rPr>
+              <w:tab/>
+            </w:r>
+            <w:r>
+              <w:rPr>
+                <w:noProof/>
+                <w:webHidden/>
+              </w:rPr>
+              <w:fldChar w:fldCharType="begin"/>
+            </w:r>
+            <w:r>
+              <w:rPr>
+                <w:noProof/>
+                <w:webHidden/>
+              </w:rPr>
+              <w:instrText xml:space="preserve"> PAGEREF _Toc87372599 \h </w:instrText>
+            </w:r>
+            <w:r>
+              <w:rPr>
+                <w:noProof/>
+                <w:webHidden/>
+              </w:rPr>
+            </w:r>
+            <w:r>
+              <w:rPr>
+                <w:noProof/>
+                <w:webHidden/>
+              </w:rPr>
+              <w:fldChar w:fldCharType="separate"/>
+            </w:r>
+            <w:r>
+              <w:rPr>
+                <w:noProof/>
+                <w:webHidden/>
+              </w:rPr>
+              <w:t>29</w:t>
+            </w:r>
+            <w:r>
+              <w:rPr>
+                <w:noProof/>
+                <w:webHidden/>
+              </w:rPr>
+              <w:fldChar w:fldCharType="end"/>
+            </w:r>
+          </w:hyperlink>
+        </w:p>
+        <w:p>
+          <w:pPr>
+            <w:pStyle w:val="21"/>
+            <w:tabs>
+              <w:tab w:val="left" w:pos="1050"/>
+              <w:tab w:val="right" w:leader="dot" w:pos="8296"/>
+            </w:tabs>
+            <w:rPr>
+              <w:rFonts w:asciiTheme="minorHAnsi" w:eastAsiaTheme="minorEastAsia" w:hAnsiTheme="minorHAnsi" w:cstheme="minorBidi"/>
+              <w:noProof/>
+              <w:szCs w:val="22"/>
+            </w:rPr>
+          </w:pPr>
+          <w:hyperlink w:anchor="_Toc87372600" w:history="1">
+            <w:r>
+              <w:rPr>
+                <w:rStyle w:val="a3"/>
+                <w:noProof/>
+              </w:rPr>
+              <w:t>2.3</w:t>
+            </w:r>
+            <w:r>
+              <w:rPr>
+                <w:rFonts w:asciiTheme="minorHAnsi" w:eastAsiaTheme="minorEastAsia" w:hAnsiTheme="minorHAnsi" w:cstheme="minorBidi"/>
+                <w:noProof/>
+                <w:szCs w:val="22"/>
+              </w:rPr>
+              <w:tab/>
+            </w:r>
+            <w:r>
+              <w:rPr>
+                <w:rStyle w:val="a3"/>
+                <w:noProof/>
+              </w:rPr>
+              <w:t>kafka</w:t>
+            </w:r>
+            <w:r>
+              <w:rPr>
+                <w:rStyle w:val="a3"/>
+                <w:noProof/>
+              </w:rPr>
+              <w:t>拓扑结构</w:t>
+            </w:r>
+            <w:r>
+              <w:rPr>
+                <w:noProof/>
+                <w:webHidden/>
+              </w:rPr>
+              <w:tab/>
+            </w:r>
+            <w:r>
+              <w:rPr>
+                <w:noProof/>
+                <w:webHidden/>
+              </w:rPr>
+              <w:fldChar w:fldCharType="begin"/>
+            </w:r>
+            <w:r>
+              <w:rPr>
+                <w:noProof/>
+                <w:webHidden/>
+              </w:rPr>
+              <w:instrText xml:space="preserve"> PAGEREF _Toc87372600 \h </w:instrText>
+            </w:r>
+            <w:r>
+              <w:rPr>
+                <w:noProof/>
+                <w:webHidden/>
+              </w:rPr>
+            </w:r>
+            <w:r>
+              <w:rPr>
+                <w:noProof/>
+                <w:webHidden/>
+              </w:rPr>
+              <w:fldChar w:fldCharType="separate"/>
+            </w:r>
+            <w:r>
+              <w:rPr>
+                <w:noProof/>
+                <w:webHidden/>
+              </w:rPr>
+              <w:t>31</w:t>
+            </w:r>
+            <w:r>
+              <w:rPr>
+                <w:noProof/>
+                <w:webHidden/>
+              </w:rPr>
+              <w:fldChar w:fldCharType="end"/>
+            </w:r>
+          </w:hyperlink>
+        </w:p>
+        <w:p>
+          <w:pPr>
+            <w:pStyle w:val="21"/>
+            <w:tabs>
+              <w:tab w:val="left" w:pos="1050"/>
+              <w:tab w:val="right" w:leader="dot" w:pos="8296"/>
+            </w:tabs>
+            <w:rPr>
+              <w:rFonts w:asciiTheme="minorHAnsi" w:eastAsiaTheme="minorEastAsia" w:hAnsiTheme="minorHAnsi" w:cstheme="minorBidi"/>
+              <w:noProof/>
+              <w:szCs w:val="22"/>
+            </w:rPr>
+          </w:pPr>
+          <w:hyperlink w:anchor="_Toc87372601" w:history="1">
+            <w:r>
+              <w:rPr>
+                <w:rStyle w:val="a3"/>
+                <w:noProof/>
+              </w:rPr>
+              <w:t>2.4</w:t>
+            </w:r>
+            <w:r>
+              <w:rPr>
+                <w:rFonts w:asciiTheme="minorHAnsi" w:eastAsiaTheme="minorEastAsia" w:hAnsiTheme="minorHAnsi" w:cstheme="minorBidi"/>
+                <w:noProof/>
+                <w:szCs w:val="22"/>
+              </w:rPr>
+              <w:tab/>
+            </w:r>
+            <w:r>
+              <w:rPr>
+                <w:rStyle w:val="a3"/>
+                <w:noProof/>
+              </w:rPr>
+              <w:t>topic</w:t>
+            </w:r>
+            <w:r>
+              <w:rPr>
+                <w:rStyle w:val="a3"/>
+                <w:noProof/>
+              </w:rPr>
+              <w:t>中</w:t>
+            </w:r>
+            <w:r>
+              <w:rPr>
+                <w:rStyle w:val="a3"/>
+                <w:noProof/>
+              </w:rPr>
+              <w:t>partition</w:t>
+            </w:r>
+            <w:r>
+              <w:rPr>
+                <w:rStyle w:val="a3"/>
+                <w:noProof/>
+              </w:rPr>
+              <w:t>存储分布</w:t>
+            </w:r>
+            <w:r>
+              <w:rPr>
+                <w:noProof/>
+                <w:webHidden/>
+              </w:rPr>
+              <w:tab/>
+            </w:r>
+            <w:r>
+              <w:rPr>
+                <w:noProof/>
+                <w:webHidden/>
+              </w:rPr>
+              <w:fldChar w:fldCharType="begin"/>
+            </w:r>
+            <w:r>
+              <w:rPr>
+                <w:noProof/>
+                <w:webHidden/>
+              </w:rPr>
+              <w:instrText xml:space="preserve"> PAGEREF _Toc87372601 \h </w:instrText>
+            </w:r>
+            <w:r>
+              <w:rPr>
+                <w:noProof/>
+                <w:webHidden/>
+              </w:rPr>
+            </w:r>
+            <w:r>
+              <w:rPr>
+                <w:noProof/>
+                <w:webHidden/>
+              </w:rPr>
+              <w:fldChar w:fldCharType="separate"/>
+            </w:r>
+            <w:r>
+              <w:rPr>
+                <w:noProof/>
+                <w:webHidden/>
+              </w:rPr>
+              <w:t>32</w:t>
+            </w:r>
+            <w:r>
+              <w:rPr>
+                <w:noProof/>
+                <w:webHidden/>
+              </w:rPr>
+              <w:fldChar w:fldCharType="end"/>
+            </w:r>
+          </w:hyperlink>
+        </w:p>
+        <w:p>
+          <w:pPr>
+            <w:pStyle w:val="21"/>
+            <w:tabs>
+              <w:tab w:val="left" w:pos="1050"/>
+              <w:tab w:val="right" w:leader="dot" w:pos="8296"/>
+            </w:tabs>
+            <w:rPr>
+              <w:rFonts w:asciiTheme="minorHAnsi" w:eastAsiaTheme="minorEastAsia" w:hAnsiTheme="minorHAnsi" w:cstheme="minorBidi"/>
+              <w:noProof/>
+              <w:szCs w:val="22"/>
+            </w:rPr>
+          </w:pPr>
+          <w:hyperlink w:anchor="_Toc87372602" w:history="1">
+            <w:r>
+              <w:rPr>
+                <w:rStyle w:val="a3"/>
+                <w:noProof/>
+              </w:rPr>
+              <w:t>2.5</w:t>
+            </w:r>
+            <w:r>
+              <w:rPr>
+                <w:rFonts w:asciiTheme="minorHAnsi" w:eastAsiaTheme="minorEastAsia" w:hAnsiTheme="minorHAnsi" w:cstheme="minorBidi"/>
+                <w:noProof/>
+                <w:szCs w:val="22"/>
+              </w:rPr>
+              <w:tab/>
+            </w:r>
+            <w:r>
+              <w:rPr>
+                <w:rStyle w:val="a3"/>
+                <w:noProof/>
+              </w:rPr>
+              <w:t>partiton</w:t>
+            </w:r>
+            <w:r>
+              <w:rPr>
+                <w:rStyle w:val="a3"/>
+                <w:noProof/>
+              </w:rPr>
+              <w:t>中</w:t>
+            </w:r>
+            <w:r>
+              <w:rPr>
+                <w:rStyle w:val="a3"/>
+                <w:noProof/>
+              </w:rPr>
+              <w:t>segment</w:t>
+            </w:r>
+            <w:r>
+              <w:rPr>
+                <w:rStyle w:val="a3"/>
+                <w:noProof/>
+              </w:rPr>
+              <w:t>文件存储结构</w:t>
+            </w:r>
+            <w:r>
+              <w:rPr>
+                <w:noProof/>
+                <w:webHidden/>
+              </w:rPr>
+              <w:tab/>
+            </w:r>
+            <w:r>
+              <w:rPr>
+                <w:noProof/>
+                <w:webHidden/>
+              </w:rPr>
+              <w:fldChar w:fldCharType="begin"/>
+            </w:r>
+            <w:r>
+              <w:rPr>
+                <w:noProof/>
+                <w:webHidden/>
+              </w:rPr>
+              <w:instrText xml:space="preserve"> PAGEREF _Toc87372602 \h </w:instrText>
+            </w:r>
+            <w:r>
+              <w:rPr>
+                <w:noProof/>
+                <w:webHidden/>
+              </w:rPr>
+            </w:r>
+            <w:r>
+              <w:rPr>
+                <w:noProof/>
+                <w:webHidden/>
+              </w:rPr>
+              <w:fldChar w:fldCharType="separate"/>
+            </w:r>
+            <w:r>
+              <w:rPr>
+                <w:noProof/>
+                <w:webHidden/>
+              </w:rPr>
+              <w:t>36</w:t>
+            </w:r>
+            <w:r>
+              <w:rPr>
+                <w:noProof/>
+                <w:webHidden/>
               </w:rPr>
               <w:fldChar w:fldCharType="end"/>
             </w:r>
@@ -319,97 +2076,1539 @@
               <w:tab w:val="right" w:leader="dot" w:pos="8296"/>
             </w:tabs>
             <w:rPr>
-              <w:rFonts w:ascii="微软雅黑" w:hAnsi="微软雅黑" w:cstheme="minorBidi"/>
+              <w:rFonts w:asciiTheme="minorHAnsi" w:eastAsiaTheme="minorEastAsia" w:hAnsiTheme="minorHAnsi" w:cstheme="minorBidi"/>
               <w:noProof/>
-              <w:szCs w:val="21"/>
+              <w:szCs w:val="22"/>
             </w:rPr>
           </w:pPr>
-          <w:hyperlink w:anchor="_Toc76117474" w:history="1">
+          <w:hyperlink w:anchor="_Toc87372603" w:history="1">
             <w:r>
               <w:rPr>
                 <w:rStyle w:val="a3"/>
-                <w:rFonts w:ascii="微软雅黑" w:hAnsi="微软雅黑"/>
-                <w:noProof/>
-                <w:szCs w:val="21"/>
+                <w:noProof/>
               </w:rPr>
               <w:t>3</w:t>
             </w:r>
             <w:r>
               <w:rPr>
-                <w:rFonts w:ascii="微软雅黑" w:hAnsi="微软雅黑" w:cstheme="minorBidi"/>
-                <w:noProof/>
-                <w:szCs w:val="21"/>
+                <w:rFonts w:asciiTheme="minorHAnsi" w:eastAsiaTheme="minorEastAsia" w:hAnsiTheme="minorHAnsi" w:cstheme="minorBidi"/>
+                <w:noProof/>
+                <w:szCs w:val="22"/>
               </w:rPr>
               <w:tab/>
             </w:r>
             <w:r>
               <w:rPr>
                 <w:rStyle w:val="a3"/>
-                <w:rFonts w:ascii="微软雅黑" w:hAnsi="微软雅黑"/>
-                <w:noProof/>
-                <w:szCs w:val="21"/>
-              </w:rPr>
-              <w:t>操作步骤</w:t>
-            </w:r>
-            <w:r>
-              <w:rPr>
-                <w:rFonts w:ascii="微软雅黑" w:hAnsi="微软雅黑"/>
-                <w:noProof/>
-                <w:webHidden/>
-                <w:szCs w:val="21"/>
+                <w:noProof/>
+              </w:rPr>
+              <w:t>Partition Replication</w:t>
+            </w:r>
+            <w:r>
+              <w:rPr>
+                <w:rStyle w:val="a3"/>
+                <w:noProof/>
+              </w:rPr>
+              <w:t>原则</w:t>
+            </w:r>
+            <w:r>
+              <w:rPr>
+                <w:noProof/>
+                <w:webHidden/>
               </w:rPr>
               <w:tab/>
             </w:r>
             <w:r>
               <w:rPr>
-                <w:rFonts w:ascii="微软雅黑" w:hAnsi="微软雅黑"/>
-                <w:noProof/>
-                <w:webHidden/>
-                <w:szCs w:val="21"/>
+                <w:noProof/>
+                <w:webHidden/>
               </w:rPr>
               <w:fldChar w:fldCharType="begin"/>
             </w:r>
             <w:r>
               <w:rPr>
-                <w:rFonts w:ascii="微软雅黑" w:hAnsi="微软雅黑"/>
-                <w:noProof/>
-                <w:webHidden/>
-                <w:szCs w:val="21"/>
-              </w:rPr>
-              <w:instrText xml:space="preserve"> PAGEREF _Toc76117474 \h </w:instrText>
-            </w:r>
-            <w:r>
-              <w:rPr>
-                <w:rFonts w:ascii="微软雅黑" w:hAnsi="微软雅黑"/>
-                <w:noProof/>
-                <w:webHidden/>
-                <w:szCs w:val="21"/>
-              </w:rPr>
-            </w:r>
-            <w:r>
-              <w:rPr>
-                <w:rFonts w:ascii="微软雅黑" w:hAnsi="微软雅黑"/>
-                <w:noProof/>
-                <w:webHidden/>
-                <w:szCs w:val="21"/>
+                <w:noProof/>
+                <w:webHidden/>
+              </w:rPr>
+              <w:instrText xml:space="preserve"> PAGEREF _Toc87372603 \h </w:instrText>
+            </w:r>
+            <w:r>
+              <w:rPr>
+                <w:noProof/>
+                <w:webHidden/>
+              </w:rPr>
+            </w:r>
+            <w:r>
+              <w:rPr>
+                <w:noProof/>
+                <w:webHidden/>
               </w:rPr>
               <w:fldChar w:fldCharType="separate"/>
             </w:r>
             <w:r>
               <w:rPr>
-                <w:rFonts w:ascii="微软雅黑" w:hAnsi="微软雅黑"/>
-                <w:noProof/>
-                <w:webHidden/>
-                <w:szCs w:val="21"/>
-              </w:rPr>
-              <w:t>3</w:t>
-            </w:r>
-            <w:r>
-              <w:rPr>
-                <w:rFonts w:ascii="微软雅黑" w:hAnsi="微软雅黑"/>
-                <w:noProof/>
-                <w:webHidden/>
-                <w:szCs w:val="21"/>
+                <w:noProof/>
+                <w:webHidden/>
+              </w:rPr>
+              <w:t>40</w:t>
+            </w:r>
+            <w:r>
+              <w:rPr>
+                <w:noProof/>
+                <w:webHidden/>
+              </w:rPr>
+              <w:fldChar w:fldCharType="end"/>
+            </w:r>
+          </w:hyperlink>
+        </w:p>
+        <w:p>
+          <w:pPr>
+            <w:pStyle w:val="11"/>
+            <w:tabs>
+              <w:tab w:val="left" w:pos="420"/>
+              <w:tab w:val="right" w:leader="dot" w:pos="8296"/>
+            </w:tabs>
+            <w:rPr>
+              <w:rFonts w:asciiTheme="minorHAnsi" w:eastAsiaTheme="minorEastAsia" w:hAnsiTheme="minorHAnsi" w:cstheme="minorBidi"/>
+              <w:noProof/>
+              <w:szCs w:val="22"/>
+            </w:rPr>
+          </w:pPr>
+          <w:hyperlink w:anchor="_Toc87372604" w:history="1">
+            <w:r>
+              <w:rPr>
+                <w:rStyle w:val="a3"/>
+                <w:noProof/>
+              </w:rPr>
+              <w:t>4</w:t>
+            </w:r>
+            <w:r>
+              <w:rPr>
+                <w:rFonts w:asciiTheme="minorHAnsi" w:eastAsiaTheme="minorEastAsia" w:hAnsiTheme="minorHAnsi" w:cstheme="minorBidi"/>
+                <w:noProof/>
+                <w:szCs w:val="22"/>
+              </w:rPr>
+              <w:tab/>
+            </w:r>
+            <w:r>
+              <w:rPr>
+                <w:rStyle w:val="a3"/>
+                <w:noProof/>
+              </w:rPr>
+              <w:t>Kafka Broker</w:t>
+            </w:r>
+            <w:r>
+              <w:rPr>
+                <w:rStyle w:val="a3"/>
+                <w:noProof/>
+              </w:rPr>
+              <w:t>一些特性</w:t>
+            </w:r>
+            <w:r>
+              <w:rPr>
+                <w:noProof/>
+                <w:webHidden/>
+              </w:rPr>
+              <w:tab/>
+            </w:r>
+            <w:r>
+              <w:rPr>
+                <w:noProof/>
+                <w:webHidden/>
+              </w:rPr>
+              <w:fldChar w:fldCharType="begin"/>
+            </w:r>
+            <w:r>
+              <w:rPr>
+                <w:noProof/>
+                <w:webHidden/>
+              </w:rPr>
+              <w:instrText xml:space="preserve"> PAGEREF _Toc87372604 \h </w:instrText>
+            </w:r>
+            <w:r>
+              <w:rPr>
+                <w:noProof/>
+                <w:webHidden/>
+              </w:rPr>
+            </w:r>
+            <w:r>
+              <w:rPr>
+                <w:noProof/>
+                <w:webHidden/>
+              </w:rPr>
+              <w:fldChar w:fldCharType="separate"/>
+            </w:r>
+            <w:r>
+              <w:rPr>
+                <w:noProof/>
+                <w:webHidden/>
+              </w:rPr>
+              <w:t>42</w:t>
+            </w:r>
+            <w:r>
+              <w:rPr>
+                <w:noProof/>
+                <w:webHidden/>
+              </w:rPr>
+              <w:fldChar w:fldCharType="end"/>
+            </w:r>
+          </w:hyperlink>
+        </w:p>
+        <w:p>
+          <w:pPr>
+            <w:pStyle w:val="21"/>
+            <w:tabs>
+              <w:tab w:val="left" w:pos="1050"/>
+              <w:tab w:val="right" w:leader="dot" w:pos="8296"/>
+            </w:tabs>
+            <w:rPr>
+              <w:rFonts w:asciiTheme="minorHAnsi" w:eastAsiaTheme="minorEastAsia" w:hAnsiTheme="minorHAnsi" w:cstheme="minorBidi"/>
+              <w:noProof/>
+              <w:szCs w:val="22"/>
+            </w:rPr>
+          </w:pPr>
+          <w:hyperlink w:anchor="_Toc87372605" w:history="1">
+            <w:r>
+              <w:rPr>
+                <w:rStyle w:val="a3"/>
+                <w:noProof/>
+              </w:rPr>
+              <w:t>4.1</w:t>
+            </w:r>
+            <w:r>
+              <w:rPr>
+                <w:rFonts w:asciiTheme="minorHAnsi" w:eastAsiaTheme="minorEastAsia" w:hAnsiTheme="minorHAnsi" w:cstheme="minorBidi"/>
+                <w:noProof/>
+                <w:szCs w:val="22"/>
+              </w:rPr>
+              <w:tab/>
+            </w:r>
+            <w:r>
+              <w:rPr>
+                <w:rStyle w:val="a3"/>
+                <w:noProof/>
+              </w:rPr>
+              <w:t>无状态的</w:t>
+            </w:r>
+            <w:r>
+              <w:rPr>
+                <w:rStyle w:val="a3"/>
+                <w:noProof/>
+              </w:rPr>
+              <w:t>Kafka Broker</w:t>
+            </w:r>
+            <w:r>
+              <w:rPr>
+                <w:noProof/>
+                <w:webHidden/>
+              </w:rPr>
+              <w:tab/>
+            </w:r>
+            <w:r>
+              <w:rPr>
+                <w:noProof/>
+                <w:webHidden/>
+              </w:rPr>
+              <w:fldChar w:fldCharType="begin"/>
+            </w:r>
+            <w:r>
+              <w:rPr>
+                <w:noProof/>
+                <w:webHidden/>
+              </w:rPr>
+              <w:instrText xml:space="preserve"> PAGEREF _Toc87372605 \h </w:instrText>
+            </w:r>
+            <w:r>
+              <w:rPr>
+                <w:noProof/>
+                <w:webHidden/>
+              </w:rPr>
+            </w:r>
+            <w:r>
+              <w:rPr>
+                <w:noProof/>
+                <w:webHidden/>
+              </w:rPr>
+              <w:fldChar w:fldCharType="separate"/>
+            </w:r>
+            <w:r>
+              <w:rPr>
+                <w:noProof/>
+                <w:webHidden/>
+              </w:rPr>
+              <w:t>42</w:t>
+            </w:r>
+            <w:r>
+              <w:rPr>
+                <w:noProof/>
+                <w:webHidden/>
+              </w:rPr>
+              <w:fldChar w:fldCharType="end"/>
+            </w:r>
+          </w:hyperlink>
+        </w:p>
+        <w:p>
+          <w:pPr>
+            <w:pStyle w:val="21"/>
+            <w:tabs>
+              <w:tab w:val="left" w:pos="1050"/>
+              <w:tab w:val="right" w:leader="dot" w:pos="8296"/>
+            </w:tabs>
+            <w:rPr>
+              <w:rFonts w:asciiTheme="minorHAnsi" w:eastAsiaTheme="minorEastAsia" w:hAnsiTheme="minorHAnsi" w:cstheme="minorBidi"/>
+              <w:noProof/>
+              <w:szCs w:val="22"/>
+            </w:rPr>
+          </w:pPr>
+          <w:hyperlink w:anchor="_Toc87372606" w:history="1">
+            <w:r>
+              <w:rPr>
+                <w:rStyle w:val="a3"/>
+                <w:noProof/>
+              </w:rPr>
+              <w:t>4.2</w:t>
+            </w:r>
+            <w:r>
+              <w:rPr>
+                <w:rFonts w:asciiTheme="minorHAnsi" w:eastAsiaTheme="minorEastAsia" w:hAnsiTheme="minorHAnsi" w:cstheme="minorBidi"/>
+                <w:noProof/>
+                <w:szCs w:val="22"/>
+              </w:rPr>
+              <w:tab/>
+            </w:r>
+            <w:r>
+              <w:rPr>
+                <w:rStyle w:val="a3"/>
+                <w:noProof/>
+              </w:rPr>
+              <w:t>message</w:t>
+            </w:r>
+            <w:r>
+              <w:rPr>
+                <w:rStyle w:val="a3"/>
+                <w:noProof/>
+              </w:rPr>
+              <w:t>的交付与生命周期</w:t>
+            </w:r>
+            <w:r>
+              <w:rPr>
+                <w:noProof/>
+                <w:webHidden/>
+              </w:rPr>
+              <w:tab/>
+            </w:r>
+            <w:r>
+              <w:rPr>
+                <w:noProof/>
+                <w:webHidden/>
+              </w:rPr>
+              <w:fldChar w:fldCharType="begin"/>
+            </w:r>
+            <w:r>
+              <w:rPr>
+                <w:noProof/>
+                <w:webHidden/>
+              </w:rPr>
+              <w:instrText xml:space="preserve"> PAGEREF _Toc87372606 \h </w:instrText>
+            </w:r>
+            <w:r>
+              <w:rPr>
+                <w:noProof/>
+                <w:webHidden/>
+              </w:rPr>
+            </w:r>
+            <w:r>
+              <w:rPr>
+                <w:noProof/>
+                <w:webHidden/>
+              </w:rPr>
+              <w:fldChar w:fldCharType="separate"/>
+            </w:r>
+            <w:r>
+              <w:rPr>
+                <w:noProof/>
+                <w:webHidden/>
+              </w:rPr>
+              <w:t>43</w:t>
+            </w:r>
+            <w:r>
+              <w:rPr>
+                <w:noProof/>
+                <w:webHidden/>
+              </w:rPr>
+              <w:fldChar w:fldCharType="end"/>
+            </w:r>
+          </w:hyperlink>
+        </w:p>
+        <w:p>
+          <w:pPr>
+            <w:pStyle w:val="21"/>
+            <w:tabs>
+              <w:tab w:val="left" w:pos="1050"/>
+              <w:tab w:val="right" w:leader="dot" w:pos="8296"/>
+            </w:tabs>
+            <w:rPr>
+              <w:rFonts w:asciiTheme="minorHAnsi" w:eastAsiaTheme="minorEastAsia" w:hAnsiTheme="minorHAnsi" w:cstheme="minorBidi"/>
+              <w:noProof/>
+              <w:szCs w:val="22"/>
+            </w:rPr>
+          </w:pPr>
+          <w:hyperlink w:anchor="_Toc87372607" w:history="1">
+            <w:r>
+              <w:rPr>
+                <w:rStyle w:val="a3"/>
+                <w:noProof/>
+              </w:rPr>
+              <w:t>4.3</w:t>
+            </w:r>
+            <w:r>
+              <w:rPr>
+                <w:rFonts w:asciiTheme="minorHAnsi" w:eastAsiaTheme="minorEastAsia" w:hAnsiTheme="minorHAnsi" w:cstheme="minorBidi"/>
+                <w:noProof/>
+                <w:szCs w:val="22"/>
+              </w:rPr>
+              <w:tab/>
+            </w:r>
+            <w:r>
+              <w:rPr>
+                <w:rStyle w:val="a3"/>
+                <w:noProof/>
+              </w:rPr>
+              <w:t>压缩</w:t>
+            </w:r>
+            <w:r>
+              <w:rPr>
+                <w:noProof/>
+                <w:webHidden/>
+              </w:rPr>
+              <w:tab/>
+            </w:r>
+            <w:r>
+              <w:rPr>
+                <w:noProof/>
+                <w:webHidden/>
+              </w:rPr>
+              <w:fldChar w:fldCharType="begin"/>
+            </w:r>
+            <w:r>
+              <w:rPr>
+                <w:noProof/>
+                <w:webHidden/>
+              </w:rPr>
+              <w:instrText xml:space="preserve"> PAGEREF _Toc87372607 \h </w:instrText>
+            </w:r>
+            <w:r>
+              <w:rPr>
+                <w:noProof/>
+                <w:webHidden/>
+              </w:rPr>
+            </w:r>
+            <w:r>
+              <w:rPr>
+                <w:noProof/>
+                <w:webHidden/>
+              </w:rPr>
+              <w:fldChar w:fldCharType="separate"/>
+            </w:r>
+            <w:r>
+              <w:rPr>
+                <w:noProof/>
+                <w:webHidden/>
+              </w:rPr>
+              <w:t>43</w:t>
+            </w:r>
+            <w:r>
+              <w:rPr>
+                <w:noProof/>
+                <w:webHidden/>
+              </w:rPr>
+              <w:fldChar w:fldCharType="end"/>
+            </w:r>
+          </w:hyperlink>
+        </w:p>
+        <w:p>
+          <w:pPr>
+            <w:pStyle w:val="21"/>
+            <w:tabs>
+              <w:tab w:val="left" w:pos="1050"/>
+              <w:tab w:val="right" w:leader="dot" w:pos="8296"/>
+            </w:tabs>
+            <w:rPr>
+              <w:rFonts w:asciiTheme="minorHAnsi" w:eastAsiaTheme="minorEastAsia" w:hAnsiTheme="minorHAnsi" w:cstheme="minorBidi"/>
+              <w:noProof/>
+              <w:szCs w:val="22"/>
+            </w:rPr>
+          </w:pPr>
+          <w:hyperlink w:anchor="_Toc87372608" w:history="1">
+            <w:r>
+              <w:rPr>
+                <w:rStyle w:val="a3"/>
+                <w:noProof/>
+              </w:rPr>
+              <w:t>4.4</w:t>
+            </w:r>
+            <w:r>
+              <w:rPr>
+                <w:rFonts w:asciiTheme="minorHAnsi" w:eastAsiaTheme="minorEastAsia" w:hAnsiTheme="minorHAnsi" w:cstheme="minorBidi"/>
+                <w:noProof/>
+                <w:szCs w:val="22"/>
+              </w:rPr>
+              <w:tab/>
+            </w:r>
+            <w:r>
+              <w:rPr>
+                <w:rStyle w:val="a3"/>
+                <w:noProof/>
+              </w:rPr>
+              <w:t>消息可靠性</w:t>
+            </w:r>
+            <w:r>
+              <w:rPr>
+                <w:noProof/>
+                <w:webHidden/>
+              </w:rPr>
+              <w:tab/>
+            </w:r>
+            <w:r>
+              <w:rPr>
+                <w:noProof/>
+                <w:webHidden/>
+              </w:rPr>
+              <w:fldChar w:fldCharType="begin"/>
+            </w:r>
+            <w:r>
+              <w:rPr>
+                <w:noProof/>
+                <w:webHidden/>
+              </w:rPr>
+              <w:instrText xml:space="preserve"> PAGEREF _Toc87372608 \h </w:instrText>
+            </w:r>
+            <w:r>
+              <w:rPr>
+                <w:noProof/>
+                <w:webHidden/>
+              </w:rPr>
+            </w:r>
+            <w:r>
+              <w:rPr>
+                <w:noProof/>
+                <w:webHidden/>
+              </w:rPr>
+              <w:fldChar w:fldCharType="separate"/>
+            </w:r>
+            <w:r>
+              <w:rPr>
+                <w:noProof/>
+                <w:webHidden/>
+              </w:rPr>
+              <w:t>44</w:t>
+            </w:r>
+            <w:r>
+              <w:rPr>
+                <w:noProof/>
+                <w:webHidden/>
+              </w:rPr>
+              <w:fldChar w:fldCharType="end"/>
+            </w:r>
+          </w:hyperlink>
+        </w:p>
+        <w:p>
+          <w:pPr>
+            <w:pStyle w:val="21"/>
+            <w:tabs>
+              <w:tab w:val="left" w:pos="1050"/>
+              <w:tab w:val="right" w:leader="dot" w:pos="8296"/>
+            </w:tabs>
+            <w:rPr>
+              <w:rFonts w:asciiTheme="minorHAnsi" w:eastAsiaTheme="minorEastAsia" w:hAnsiTheme="minorHAnsi" w:cstheme="minorBidi"/>
+              <w:noProof/>
+              <w:szCs w:val="22"/>
+            </w:rPr>
+          </w:pPr>
+          <w:hyperlink w:anchor="_Toc87372609" w:history="1">
+            <w:r>
+              <w:rPr>
+                <w:rStyle w:val="a3"/>
+                <w:noProof/>
+              </w:rPr>
+              <w:t>4.5</w:t>
+            </w:r>
+            <w:r>
+              <w:rPr>
+                <w:rFonts w:asciiTheme="minorHAnsi" w:eastAsiaTheme="minorEastAsia" w:hAnsiTheme="minorHAnsi" w:cstheme="minorBidi"/>
+                <w:noProof/>
+                <w:szCs w:val="22"/>
+              </w:rPr>
+              <w:tab/>
+            </w:r>
+            <w:r>
+              <w:rPr>
+                <w:rStyle w:val="a3"/>
+                <w:noProof/>
+              </w:rPr>
+              <w:t>备份机制</w:t>
+            </w:r>
+            <w:r>
+              <w:rPr>
+                <w:noProof/>
+                <w:webHidden/>
+              </w:rPr>
+              <w:tab/>
+            </w:r>
+            <w:r>
+              <w:rPr>
+                <w:noProof/>
+                <w:webHidden/>
+              </w:rPr>
+              <w:fldChar w:fldCharType="begin"/>
+            </w:r>
+            <w:r>
+              <w:rPr>
+                <w:noProof/>
+                <w:webHidden/>
+              </w:rPr>
+              <w:instrText xml:space="preserve"> PAGEREF _Toc87372609 \h </w:instrText>
+            </w:r>
+            <w:r>
+              <w:rPr>
+                <w:noProof/>
+                <w:webHidden/>
+              </w:rPr>
+            </w:r>
+            <w:r>
+              <w:rPr>
+                <w:noProof/>
+                <w:webHidden/>
+              </w:rPr>
+              <w:fldChar w:fldCharType="separate"/>
+            </w:r>
+            <w:r>
+              <w:rPr>
+                <w:noProof/>
+                <w:webHidden/>
+              </w:rPr>
+              <w:t>45</w:t>
+            </w:r>
+            <w:r>
+              <w:rPr>
+                <w:noProof/>
+                <w:webHidden/>
+              </w:rPr>
+              <w:fldChar w:fldCharType="end"/>
+            </w:r>
+          </w:hyperlink>
+        </w:p>
+        <w:p>
+          <w:pPr>
+            <w:pStyle w:val="21"/>
+            <w:tabs>
+              <w:tab w:val="left" w:pos="1050"/>
+              <w:tab w:val="right" w:leader="dot" w:pos="8296"/>
+            </w:tabs>
+            <w:rPr>
+              <w:rFonts w:asciiTheme="minorHAnsi" w:eastAsiaTheme="minorEastAsia" w:hAnsiTheme="minorHAnsi" w:cstheme="minorBidi"/>
+              <w:noProof/>
+              <w:szCs w:val="22"/>
+            </w:rPr>
+          </w:pPr>
+          <w:hyperlink w:anchor="_Toc87372610" w:history="1">
+            <w:r>
+              <w:rPr>
+                <w:rStyle w:val="a3"/>
+                <w:noProof/>
+              </w:rPr>
+              <w:t>4.6</w:t>
+            </w:r>
+            <w:r>
+              <w:rPr>
+                <w:rFonts w:asciiTheme="minorHAnsi" w:eastAsiaTheme="minorEastAsia" w:hAnsiTheme="minorHAnsi" w:cstheme="minorBidi"/>
+                <w:noProof/>
+                <w:szCs w:val="22"/>
+              </w:rPr>
+              <w:tab/>
+            </w:r>
+            <w:r>
+              <w:rPr>
+                <w:rStyle w:val="a3"/>
+                <w:noProof/>
+              </w:rPr>
+              <w:t>Kafka</w:t>
+            </w:r>
+            <w:r>
+              <w:rPr>
+                <w:rStyle w:val="a3"/>
+                <w:noProof/>
+              </w:rPr>
+              <w:t>高效性相关设计</w:t>
+            </w:r>
+            <w:r>
+              <w:rPr>
+                <w:noProof/>
+                <w:webHidden/>
+              </w:rPr>
+              <w:tab/>
+            </w:r>
+            <w:r>
+              <w:rPr>
+                <w:noProof/>
+                <w:webHidden/>
+              </w:rPr>
+              <w:fldChar w:fldCharType="begin"/>
+            </w:r>
+            <w:r>
+              <w:rPr>
+                <w:noProof/>
+                <w:webHidden/>
+              </w:rPr>
+              <w:instrText xml:space="preserve"> PAGEREF _Toc87372610 \h </w:instrText>
+            </w:r>
+            <w:r>
+              <w:rPr>
+                <w:noProof/>
+                <w:webHidden/>
+              </w:rPr>
+            </w:r>
+            <w:r>
+              <w:rPr>
+                <w:noProof/>
+                <w:webHidden/>
+              </w:rPr>
+              <w:fldChar w:fldCharType="separate"/>
+            </w:r>
+            <w:r>
+              <w:rPr>
+                <w:noProof/>
+                <w:webHidden/>
+              </w:rPr>
+              <w:t>46</w:t>
+            </w:r>
+            <w:r>
+              <w:rPr>
+                <w:noProof/>
+                <w:webHidden/>
+              </w:rPr>
+              <w:fldChar w:fldCharType="end"/>
+            </w:r>
+          </w:hyperlink>
+        </w:p>
+        <w:p>
+          <w:pPr>
+            <w:pStyle w:val="31"/>
+            <w:tabs>
+              <w:tab w:val="left" w:pos="1680"/>
+              <w:tab w:val="right" w:leader="dot" w:pos="8296"/>
+            </w:tabs>
+            <w:rPr>
+              <w:rFonts w:asciiTheme="minorHAnsi" w:eastAsiaTheme="minorEastAsia" w:hAnsiTheme="minorHAnsi" w:cstheme="minorBidi"/>
+              <w:noProof/>
+              <w:szCs w:val="22"/>
+            </w:rPr>
+          </w:pPr>
+          <w:hyperlink w:anchor="_Toc87372611" w:history="1">
+            <w:r>
+              <w:rPr>
+                <w:rStyle w:val="a3"/>
+                <w:noProof/>
+              </w:rPr>
+              <w:t>4.6.1</w:t>
+            </w:r>
+            <w:r>
+              <w:rPr>
+                <w:rFonts w:asciiTheme="minorHAnsi" w:eastAsiaTheme="minorEastAsia" w:hAnsiTheme="minorHAnsi" w:cstheme="minorBidi"/>
+                <w:noProof/>
+                <w:szCs w:val="22"/>
+              </w:rPr>
+              <w:tab/>
+            </w:r>
+            <w:r>
+              <w:rPr>
+                <w:rStyle w:val="a3"/>
+                <w:noProof/>
+              </w:rPr>
+              <w:t>消息的持久化</w:t>
+            </w:r>
+            <w:r>
+              <w:rPr>
+                <w:noProof/>
+                <w:webHidden/>
+              </w:rPr>
+              <w:tab/>
+            </w:r>
+            <w:r>
+              <w:rPr>
+                <w:noProof/>
+                <w:webHidden/>
+              </w:rPr>
+              <w:fldChar w:fldCharType="begin"/>
+            </w:r>
+            <w:r>
+              <w:rPr>
+                <w:noProof/>
+                <w:webHidden/>
+              </w:rPr>
+              <w:instrText xml:space="preserve"> PAGEREF _Toc87372611 \h </w:instrText>
+            </w:r>
+            <w:r>
+              <w:rPr>
+                <w:noProof/>
+                <w:webHidden/>
+              </w:rPr>
+            </w:r>
+            <w:r>
+              <w:rPr>
+                <w:noProof/>
+                <w:webHidden/>
+              </w:rPr>
+              <w:fldChar w:fldCharType="separate"/>
+            </w:r>
+            <w:r>
+              <w:rPr>
+                <w:noProof/>
+                <w:webHidden/>
+              </w:rPr>
+              <w:t>46</w:t>
+            </w:r>
+            <w:r>
+              <w:rPr>
+                <w:noProof/>
+                <w:webHidden/>
+              </w:rPr>
+              <w:fldChar w:fldCharType="end"/>
+            </w:r>
+          </w:hyperlink>
+        </w:p>
+        <w:p>
+          <w:pPr>
+            <w:pStyle w:val="31"/>
+            <w:tabs>
+              <w:tab w:val="left" w:pos="1680"/>
+              <w:tab w:val="right" w:leader="dot" w:pos="8296"/>
+            </w:tabs>
+            <w:rPr>
+              <w:rFonts w:asciiTheme="minorHAnsi" w:eastAsiaTheme="minorEastAsia" w:hAnsiTheme="minorHAnsi" w:cstheme="minorBidi"/>
+              <w:noProof/>
+              <w:szCs w:val="22"/>
+            </w:rPr>
+          </w:pPr>
+          <w:hyperlink w:anchor="_Toc87372612" w:history="1">
+            <w:r>
+              <w:rPr>
+                <w:rStyle w:val="a3"/>
+                <w:noProof/>
+              </w:rPr>
+              <w:t>4.6.2</w:t>
+            </w:r>
+            <w:r>
+              <w:rPr>
+                <w:rFonts w:asciiTheme="minorHAnsi" w:eastAsiaTheme="minorEastAsia" w:hAnsiTheme="minorHAnsi" w:cstheme="minorBidi"/>
+                <w:noProof/>
+                <w:szCs w:val="22"/>
+              </w:rPr>
+              <w:tab/>
+            </w:r>
+            <w:r>
+              <w:rPr>
+                <w:rStyle w:val="a3"/>
+                <w:noProof/>
+              </w:rPr>
+              <w:t>常数时间性能保证</w:t>
+            </w:r>
+            <w:r>
+              <w:rPr>
+                <w:noProof/>
+                <w:webHidden/>
+              </w:rPr>
+              <w:tab/>
+            </w:r>
+            <w:r>
+              <w:rPr>
+                <w:noProof/>
+                <w:webHidden/>
+              </w:rPr>
+              <w:fldChar w:fldCharType="begin"/>
+            </w:r>
+            <w:r>
+              <w:rPr>
+                <w:noProof/>
+                <w:webHidden/>
+              </w:rPr>
+              <w:instrText xml:space="preserve"> PAGEREF _Toc87372612 \h </w:instrText>
+            </w:r>
+            <w:r>
+              <w:rPr>
+                <w:noProof/>
+                <w:webHidden/>
+              </w:rPr>
+            </w:r>
+            <w:r>
+              <w:rPr>
+                <w:noProof/>
+                <w:webHidden/>
+              </w:rPr>
+              <w:fldChar w:fldCharType="separate"/>
+            </w:r>
+            <w:r>
+              <w:rPr>
+                <w:noProof/>
+                <w:webHidden/>
+              </w:rPr>
+              <w:t>46</w:t>
+            </w:r>
+            <w:r>
+              <w:rPr>
+                <w:noProof/>
+                <w:webHidden/>
+              </w:rPr>
+              <w:fldChar w:fldCharType="end"/>
+            </w:r>
+          </w:hyperlink>
+        </w:p>
+        <w:p>
+          <w:pPr>
+            <w:pStyle w:val="11"/>
+            <w:tabs>
+              <w:tab w:val="left" w:pos="420"/>
+              <w:tab w:val="right" w:leader="dot" w:pos="8296"/>
+            </w:tabs>
+            <w:rPr>
+              <w:rFonts w:asciiTheme="minorHAnsi" w:eastAsiaTheme="minorEastAsia" w:hAnsiTheme="minorHAnsi" w:cstheme="minorBidi"/>
+              <w:noProof/>
+              <w:szCs w:val="22"/>
+            </w:rPr>
+          </w:pPr>
+          <w:hyperlink w:anchor="_Toc87372613" w:history="1">
+            <w:r>
+              <w:rPr>
+                <w:rStyle w:val="a3"/>
+                <w:noProof/>
+              </w:rPr>
+              <w:t>5</w:t>
+            </w:r>
+            <w:r>
+              <w:rPr>
+                <w:rFonts w:asciiTheme="minorHAnsi" w:eastAsiaTheme="minorEastAsia" w:hAnsiTheme="minorHAnsi" w:cstheme="minorBidi"/>
+                <w:noProof/>
+                <w:szCs w:val="22"/>
+              </w:rPr>
+              <w:tab/>
+            </w:r>
+            <w:r>
+              <w:rPr>
+                <w:rStyle w:val="a3"/>
+                <w:noProof/>
+              </w:rPr>
+              <w:t xml:space="preserve">Kafka </w:t>
+            </w:r>
+            <w:r>
+              <w:rPr>
+                <w:rStyle w:val="a3"/>
+                <w:noProof/>
+              </w:rPr>
+              <w:t>生产者</w:t>
+            </w:r>
+            <w:r>
+              <w:rPr>
+                <w:rStyle w:val="a3"/>
+                <w:noProof/>
+              </w:rPr>
+              <w:t>-</w:t>
+            </w:r>
+            <w:r>
+              <w:rPr>
+                <w:rStyle w:val="a3"/>
+                <w:noProof/>
+              </w:rPr>
+              <w:t>消费者</w:t>
+            </w:r>
+            <w:r>
+              <w:rPr>
+                <w:noProof/>
+                <w:webHidden/>
+              </w:rPr>
+              <w:tab/>
+            </w:r>
+            <w:r>
+              <w:rPr>
+                <w:noProof/>
+                <w:webHidden/>
+              </w:rPr>
+              <w:fldChar w:fldCharType="begin"/>
+            </w:r>
+            <w:r>
+              <w:rPr>
+                <w:noProof/>
+                <w:webHidden/>
+              </w:rPr>
+              <w:instrText xml:space="preserve"> PAGEREF _Toc87372613 \h </w:instrText>
+            </w:r>
+            <w:r>
+              <w:rPr>
+                <w:noProof/>
+                <w:webHidden/>
+              </w:rPr>
+            </w:r>
+            <w:r>
+              <w:rPr>
+                <w:noProof/>
+                <w:webHidden/>
+              </w:rPr>
+              <w:fldChar w:fldCharType="separate"/>
+            </w:r>
+            <w:r>
+              <w:rPr>
+                <w:noProof/>
+                <w:webHidden/>
+              </w:rPr>
+              <w:t>47</w:t>
+            </w:r>
+            <w:r>
+              <w:rPr>
+                <w:noProof/>
+                <w:webHidden/>
+              </w:rPr>
+              <w:fldChar w:fldCharType="end"/>
+            </w:r>
+          </w:hyperlink>
+        </w:p>
+        <w:p>
+          <w:pPr>
+            <w:pStyle w:val="21"/>
+            <w:tabs>
+              <w:tab w:val="left" w:pos="1050"/>
+              <w:tab w:val="right" w:leader="dot" w:pos="8296"/>
+            </w:tabs>
+            <w:rPr>
+              <w:rFonts w:asciiTheme="minorHAnsi" w:eastAsiaTheme="minorEastAsia" w:hAnsiTheme="minorHAnsi" w:cstheme="minorBidi"/>
+              <w:noProof/>
+              <w:szCs w:val="22"/>
+            </w:rPr>
+          </w:pPr>
+          <w:hyperlink w:anchor="_Toc87372614" w:history="1">
+            <w:r>
+              <w:rPr>
+                <w:rStyle w:val="a3"/>
+                <w:noProof/>
+              </w:rPr>
+              <w:t>5.1</w:t>
+            </w:r>
+            <w:r>
+              <w:rPr>
+                <w:rFonts w:asciiTheme="minorHAnsi" w:eastAsiaTheme="minorEastAsia" w:hAnsiTheme="minorHAnsi" w:cstheme="minorBidi"/>
+                <w:noProof/>
+                <w:szCs w:val="22"/>
+              </w:rPr>
+              <w:tab/>
+            </w:r>
+            <w:r>
+              <w:rPr>
+                <w:rStyle w:val="a3"/>
+                <w:noProof/>
+              </w:rPr>
+              <w:t>Producers</w:t>
+            </w:r>
+            <w:r>
+              <w:rPr>
+                <w:noProof/>
+                <w:webHidden/>
+              </w:rPr>
+              <w:tab/>
+            </w:r>
+            <w:r>
+              <w:rPr>
+                <w:noProof/>
+                <w:webHidden/>
+              </w:rPr>
+              <w:fldChar w:fldCharType="begin"/>
+            </w:r>
+            <w:r>
+              <w:rPr>
+                <w:noProof/>
+                <w:webHidden/>
+              </w:rPr>
+              <w:instrText xml:space="preserve"> PAGEREF _Toc87372614 \h </w:instrText>
+            </w:r>
+            <w:r>
+              <w:rPr>
+                <w:noProof/>
+                <w:webHidden/>
+              </w:rPr>
+            </w:r>
+            <w:r>
+              <w:rPr>
+                <w:noProof/>
+                <w:webHidden/>
+              </w:rPr>
+              <w:fldChar w:fldCharType="separate"/>
+            </w:r>
+            <w:r>
+              <w:rPr>
+                <w:noProof/>
+                <w:webHidden/>
+              </w:rPr>
+              <w:t>48</w:t>
+            </w:r>
+            <w:r>
+              <w:rPr>
+                <w:noProof/>
+                <w:webHidden/>
+              </w:rPr>
+              <w:fldChar w:fldCharType="end"/>
+            </w:r>
+          </w:hyperlink>
+        </w:p>
+        <w:p>
+          <w:pPr>
+            <w:pStyle w:val="21"/>
+            <w:tabs>
+              <w:tab w:val="left" w:pos="1050"/>
+              <w:tab w:val="right" w:leader="dot" w:pos="8296"/>
+            </w:tabs>
+            <w:rPr>
+              <w:rFonts w:asciiTheme="minorHAnsi" w:eastAsiaTheme="minorEastAsia" w:hAnsiTheme="minorHAnsi" w:cstheme="minorBidi"/>
+              <w:noProof/>
+              <w:szCs w:val="22"/>
+            </w:rPr>
+          </w:pPr>
+          <w:hyperlink w:anchor="_Toc87372615" w:history="1">
+            <w:r>
+              <w:rPr>
+                <w:rStyle w:val="a3"/>
+                <w:noProof/>
+              </w:rPr>
+              <w:t>5.2</w:t>
+            </w:r>
+            <w:r>
+              <w:rPr>
+                <w:rFonts w:asciiTheme="minorHAnsi" w:eastAsiaTheme="minorEastAsia" w:hAnsiTheme="minorHAnsi" w:cstheme="minorBidi"/>
+                <w:noProof/>
+                <w:szCs w:val="22"/>
+              </w:rPr>
+              <w:tab/>
+            </w:r>
+            <w:r>
+              <w:rPr>
+                <w:rStyle w:val="a3"/>
+                <w:noProof/>
+              </w:rPr>
+              <w:t>Consumers</w:t>
+            </w:r>
+            <w:r>
+              <w:rPr>
+                <w:noProof/>
+                <w:webHidden/>
+              </w:rPr>
+              <w:tab/>
+            </w:r>
+            <w:r>
+              <w:rPr>
+                <w:noProof/>
+                <w:webHidden/>
+              </w:rPr>
+              <w:fldChar w:fldCharType="begin"/>
+            </w:r>
+            <w:r>
+              <w:rPr>
+                <w:noProof/>
+                <w:webHidden/>
+              </w:rPr>
+              <w:instrText xml:space="preserve"> PAGEREF _Toc87372615 \h </w:instrText>
+            </w:r>
+            <w:r>
+              <w:rPr>
+                <w:noProof/>
+                <w:webHidden/>
+              </w:rPr>
+            </w:r>
+            <w:r>
+              <w:rPr>
+                <w:noProof/>
+                <w:webHidden/>
+              </w:rPr>
+              <w:fldChar w:fldCharType="separate"/>
+            </w:r>
+            <w:r>
+              <w:rPr>
+                <w:noProof/>
+                <w:webHidden/>
+              </w:rPr>
+              <w:t>50</w:t>
+            </w:r>
+            <w:r>
+              <w:rPr>
+                <w:noProof/>
+                <w:webHidden/>
+              </w:rPr>
+              <w:fldChar w:fldCharType="end"/>
+            </w:r>
+          </w:hyperlink>
+        </w:p>
+        <w:p>
+          <w:pPr>
+            <w:pStyle w:val="21"/>
+            <w:tabs>
+              <w:tab w:val="left" w:pos="1050"/>
+              <w:tab w:val="right" w:leader="dot" w:pos="8296"/>
+            </w:tabs>
+            <w:rPr>
+              <w:rFonts w:asciiTheme="minorHAnsi" w:eastAsiaTheme="minorEastAsia" w:hAnsiTheme="minorHAnsi" w:cstheme="minorBidi"/>
+              <w:noProof/>
+              <w:szCs w:val="22"/>
+            </w:rPr>
+          </w:pPr>
+          <w:hyperlink w:anchor="_Toc87372616" w:history="1">
+            <w:r>
+              <w:rPr>
+                <w:rStyle w:val="a3"/>
+                <w:noProof/>
+              </w:rPr>
+              <w:t>5.3</w:t>
+            </w:r>
+            <w:r>
+              <w:rPr>
+                <w:rFonts w:asciiTheme="minorHAnsi" w:eastAsiaTheme="minorEastAsia" w:hAnsiTheme="minorHAnsi" w:cstheme="minorBidi"/>
+                <w:noProof/>
+                <w:szCs w:val="22"/>
+              </w:rPr>
+              <w:tab/>
+            </w:r>
+            <w:r>
+              <w:rPr>
+                <w:rStyle w:val="a3"/>
+                <w:noProof/>
+              </w:rPr>
+              <w:t>高效的数据传输</w:t>
+            </w:r>
+            <w:r>
+              <w:rPr>
+                <w:noProof/>
+                <w:webHidden/>
+              </w:rPr>
+              <w:tab/>
+            </w:r>
+            <w:r>
+              <w:rPr>
+                <w:noProof/>
+                <w:webHidden/>
+              </w:rPr>
+              <w:fldChar w:fldCharType="begin"/>
+            </w:r>
+            <w:r>
+              <w:rPr>
+                <w:noProof/>
+                <w:webHidden/>
+              </w:rPr>
+              <w:instrText xml:space="preserve"> PAGEREF _Toc87372616 \h </w:instrText>
+            </w:r>
+            <w:r>
+              <w:rPr>
+                <w:noProof/>
+                <w:webHidden/>
+              </w:rPr>
+            </w:r>
+            <w:r>
+              <w:rPr>
+                <w:noProof/>
+                <w:webHidden/>
+              </w:rPr>
+              <w:fldChar w:fldCharType="separate"/>
+            </w:r>
+            <w:r>
+              <w:rPr>
+                <w:noProof/>
+                <w:webHidden/>
+              </w:rPr>
+              <w:t>53</w:t>
+            </w:r>
+            <w:r>
+              <w:rPr>
+                <w:noProof/>
+                <w:webHidden/>
+              </w:rPr>
+              <w:fldChar w:fldCharType="end"/>
+            </w:r>
+          </w:hyperlink>
+        </w:p>
+        <w:p>
+          <w:pPr>
+            <w:pStyle w:val="11"/>
+            <w:tabs>
+              <w:tab w:val="left" w:pos="420"/>
+              <w:tab w:val="right" w:leader="dot" w:pos="8296"/>
+            </w:tabs>
+            <w:rPr>
+              <w:rFonts w:asciiTheme="minorHAnsi" w:eastAsiaTheme="minorEastAsia" w:hAnsiTheme="minorHAnsi" w:cstheme="minorBidi"/>
+              <w:noProof/>
+              <w:szCs w:val="22"/>
+            </w:rPr>
+          </w:pPr>
+          <w:hyperlink w:anchor="_Toc87372617" w:history="1">
+            <w:r>
+              <w:rPr>
+                <w:rStyle w:val="a3"/>
+                <w:noProof/>
+              </w:rPr>
+              <w:t>6</w:t>
+            </w:r>
+            <w:r>
+              <w:rPr>
+                <w:rFonts w:asciiTheme="minorHAnsi" w:eastAsiaTheme="minorEastAsia" w:hAnsiTheme="minorHAnsi" w:cstheme="minorBidi"/>
+                <w:noProof/>
+                <w:szCs w:val="22"/>
+              </w:rPr>
+              <w:tab/>
+            </w:r>
+            <w:r>
+              <w:rPr>
+                <w:rStyle w:val="a3"/>
+                <w:noProof/>
+              </w:rPr>
+              <w:t xml:space="preserve">Kafka </w:t>
+            </w:r>
+            <w:r>
+              <w:rPr>
+                <w:rStyle w:val="a3"/>
+                <w:noProof/>
+              </w:rPr>
+              <w:t>与</w:t>
+            </w:r>
+            <w:r>
+              <w:rPr>
+                <w:rStyle w:val="a3"/>
+                <w:noProof/>
+              </w:rPr>
+              <w:t xml:space="preserve"> Zookeeper</w:t>
+            </w:r>
+            <w:r>
+              <w:rPr>
+                <w:noProof/>
+                <w:webHidden/>
+              </w:rPr>
+              <w:tab/>
+            </w:r>
+            <w:r>
+              <w:rPr>
+                <w:noProof/>
+                <w:webHidden/>
+              </w:rPr>
+              <w:fldChar w:fldCharType="begin"/>
+            </w:r>
+            <w:r>
+              <w:rPr>
+                <w:noProof/>
+                <w:webHidden/>
+              </w:rPr>
+              <w:instrText xml:space="preserve"> PAGEREF _Toc87372617 \h </w:instrText>
+            </w:r>
+            <w:r>
+              <w:rPr>
+                <w:noProof/>
+                <w:webHidden/>
+              </w:rPr>
+            </w:r>
+            <w:r>
+              <w:rPr>
+                <w:noProof/>
+                <w:webHidden/>
+              </w:rPr>
+              <w:fldChar w:fldCharType="separate"/>
+            </w:r>
+            <w:r>
+              <w:rPr>
+                <w:noProof/>
+                <w:webHidden/>
+              </w:rPr>
+              <w:t>53</w:t>
+            </w:r>
+            <w:r>
+              <w:rPr>
+                <w:noProof/>
+                <w:webHidden/>
+              </w:rPr>
+              <w:fldChar w:fldCharType="end"/>
+            </w:r>
+          </w:hyperlink>
+        </w:p>
+        <w:p>
+          <w:pPr>
+            <w:pStyle w:val="21"/>
+            <w:tabs>
+              <w:tab w:val="left" w:pos="1050"/>
+              <w:tab w:val="right" w:leader="dot" w:pos="8296"/>
+            </w:tabs>
+            <w:rPr>
+              <w:rFonts w:asciiTheme="minorHAnsi" w:eastAsiaTheme="minorEastAsia" w:hAnsiTheme="minorHAnsi" w:cstheme="minorBidi"/>
+              <w:noProof/>
+              <w:szCs w:val="22"/>
+            </w:rPr>
+          </w:pPr>
+          <w:hyperlink w:anchor="_Toc87372618" w:history="1">
+            <w:r>
+              <w:rPr>
+                <w:rStyle w:val="a3"/>
+                <w:noProof/>
+              </w:rPr>
+              <w:t>6.1</w:t>
+            </w:r>
+            <w:r>
+              <w:rPr>
+                <w:rFonts w:asciiTheme="minorHAnsi" w:eastAsiaTheme="minorEastAsia" w:hAnsiTheme="minorHAnsi" w:cstheme="minorBidi"/>
+                <w:noProof/>
+                <w:szCs w:val="22"/>
+              </w:rPr>
+              <w:tab/>
+            </w:r>
+            <w:r>
+              <w:rPr>
+                <w:rStyle w:val="a3"/>
+                <w:noProof/>
+              </w:rPr>
+              <w:t xml:space="preserve">Zookeeper </w:t>
+            </w:r>
+            <w:r>
+              <w:rPr>
+                <w:rStyle w:val="a3"/>
+                <w:noProof/>
+              </w:rPr>
+              <w:t>协调控制</w:t>
+            </w:r>
+            <w:r>
+              <w:rPr>
+                <w:noProof/>
+                <w:webHidden/>
+              </w:rPr>
+              <w:tab/>
+            </w:r>
+            <w:r>
+              <w:rPr>
+                <w:noProof/>
+                <w:webHidden/>
+              </w:rPr>
+              <w:fldChar w:fldCharType="begin"/>
+            </w:r>
+            <w:r>
+              <w:rPr>
+                <w:noProof/>
+                <w:webHidden/>
+              </w:rPr>
+              <w:instrText xml:space="preserve"> PAGEREF _Toc87372618 \h </w:instrText>
+            </w:r>
+            <w:r>
+              <w:rPr>
+                <w:noProof/>
+                <w:webHidden/>
+              </w:rPr>
+            </w:r>
+            <w:r>
+              <w:rPr>
+                <w:noProof/>
+                <w:webHidden/>
+              </w:rPr>
+              <w:fldChar w:fldCharType="separate"/>
+            </w:r>
+            <w:r>
+              <w:rPr>
+                <w:noProof/>
+                <w:webHidden/>
+              </w:rPr>
+              <w:t>53</w:t>
+            </w:r>
+            <w:r>
+              <w:rPr>
+                <w:noProof/>
+                <w:webHidden/>
+              </w:rPr>
+              <w:fldChar w:fldCharType="end"/>
+            </w:r>
+          </w:hyperlink>
+        </w:p>
+        <w:p>
+          <w:pPr>
+            <w:pStyle w:val="21"/>
+            <w:tabs>
+              <w:tab w:val="left" w:pos="1050"/>
+              <w:tab w:val="right" w:leader="dot" w:pos="8296"/>
+            </w:tabs>
+            <w:rPr>
+              <w:rFonts w:asciiTheme="minorHAnsi" w:eastAsiaTheme="minorEastAsia" w:hAnsiTheme="minorHAnsi" w:cstheme="minorBidi"/>
+              <w:noProof/>
+              <w:szCs w:val="22"/>
+            </w:rPr>
+          </w:pPr>
+          <w:hyperlink w:anchor="_Toc87372619" w:history="1">
+            <w:r>
+              <w:rPr>
+                <w:rStyle w:val="a3"/>
+                <w:noProof/>
+              </w:rPr>
+              <w:t>6.2</w:t>
+            </w:r>
+            <w:r>
+              <w:rPr>
+                <w:rFonts w:asciiTheme="minorHAnsi" w:eastAsiaTheme="minorEastAsia" w:hAnsiTheme="minorHAnsi" w:cstheme="minorBidi"/>
+                <w:noProof/>
+                <w:szCs w:val="22"/>
+              </w:rPr>
+              <w:tab/>
+            </w:r>
+            <w:r>
+              <w:rPr>
+                <w:rStyle w:val="a3"/>
+                <w:noProof/>
+              </w:rPr>
+              <w:t>Zookeeper</w:t>
+            </w:r>
+            <w:r>
+              <w:rPr>
+                <w:rStyle w:val="a3"/>
+                <w:noProof/>
+              </w:rPr>
+              <w:t>上的细节</w:t>
+            </w:r>
+            <w:r>
+              <w:rPr>
+                <w:noProof/>
+                <w:webHidden/>
+              </w:rPr>
+              <w:tab/>
+            </w:r>
+            <w:r>
+              <w:rPr>
+                <w:noProof/>
+                <w:webHidden/>
+              </w:rPr>
+              <w:fldChar w:fldCharType="begin"/>
+            </w:r>
+            <w:r>
+              <w:rPr>
+                <w:noProof/>
+                <w:webHidden/>
+              </w:rPr>
+              <w:instrText xml:space="preserve"> PAGEREF _Toc87372619 \h </w:instrText>
+            </w:r>
+            <w:r>
+              <w:rPr>
+                <w:noProof/>
+                <w:webHidden/>
+              </w:rPr>
+            </w:r>
+            <w:r>
+              <w:rPr>
+                <w:noProof/>
+                <w:webHidden/>
+              </w:rPr>
+              <w:fldChar w:fldCharType="separate"/>
+            </w:r>
+            <w:r>
+              <w:rPr>
+                <w:noProof/>
+                <w:webHidden/>
+              </w:rPr>
+              <w:t>54</w:t>
+            </w:r>
+            <w:r>
+              <w:rPr>
+                <w:noProof/>
+                <w:webHidden/>
               </w:rPr>
               <w:fldChar w:fldCharType="end"/>
             </w:r>
@@ -473,9 +3672,11 @@
       <w:pPr>
         <w:pStyle w:val="1"/>
       </w:pPr>
+      <w:bookmarkStart w:id="1" w:name="_Toc87372582"/>
       <w:r>
         <w:t>前言</w:t>
       </w:r>
+      <w:bookmarkEnd w:id="1"/>
     </w:p>
     <w:p>
       <w:pPr>
@@ -499,6 +3700,7 @@
       <w:pPr>
         <w:pStyle w:val="2"/>
       </w:pPr>
+      <w:bookmarkStart w:id="2" w:name="_Toc87372583"/>
       <w:r>
         <w:rPr>
           <w:rStyle w:val="aa"/>
@@ -515,6 +3717,7 @@
         </w:rPr>
         <w:t>的特性</w:t>
       </w:r>
+      <w:bookmarkEnd w:id="2"/>
     </w:p>
     <w:p>
       <w:pPr>
@@ -630,6 +3833,7 @@
       <w:pPr>
         <w:pStyle w:val="2"/>
       </w:pPr>
+      <w:bookmarkStart w:id="3" w:name="_Toc87372584"/>
       <w:r>
         <w:rPr>
           <w:rStyle w:val="aa"/>
@@ -647,6 +3851,7 @@
         </w:rPr>
         <w:t>的使用场景</w:t>
       </w:r>
+      <w:bookmarkEnd w:id="3"/>
     </w:p>
     <w:p>
       <w:pPr>
@@ -784,6 +3989,7 @@
       <w:pPr>
         <w:pStyle w:val="2"/>
       </w:pPr>
+      <w:bookmarkStart w:id="4" w:name="_Toc87372585"/>
       <w:r>
         <w:rPr>
           <w:rStyle w:val="aa"/>
@@ -800,6 +4006,7 @@
         </w:rPr>
         <w:t>的设计思想</w:t>
       </w:r>
+      <w:bookmarkEnd w:id="4"/>
     </w:p>
     <w:p>
       <w:pPr>
@@ -971,7 +4178,7 @@
         <w:pStyle w:val="a9"/>
         <w:ind w:left="720"/>
         <w:rPr>
-          <w:rFonts w:ascii="微软雅黑" w:eastAsia="微软雅黑" w:hAnsi="微软雅黑" w:hint="eastAsia"/>
+          <w:rFonts w:ascii="微软雅黑" w:eastAsia="微软雅黑" w:hAnsi="微软雅黑"/>
           <w:sz w:val="21"/>
           <w:szCs w:val="21"/>
         </w:rPr>
@@ -1116,7 +4323,7 @@
       <w:pPr>
         <w:pStyle w:val="a9"/>
         <w:rPr>
-          <w:rFonts w:ascii="微软雅黑" w:eastAsia="微软雅黑" w:hAnsi="微软雅黑" w:hint="eastAsia"/>
+          <w:rFonts w:ascii="微软雅黑" w:eastAsia="微软雅黑" w:hAnsi="微软雅黑"/>
           <w:sz w:val="21"/>
           <w:szCs w:val="21"/>
         </w:rPr>
@@ -1127,7 +4334,7 @@
         </w:rPr>
         <w:lastRenderedPageBreak/>
         <w:drawing>
-          <wp:inline distT="0" distB="0" distL="0" distR="0" wp14:anchorId="37C5DF9E" wp14:editId="3D20801F">
+          <wp:inline distT="0" distB="0" distL="0" distR="0" wp14:anchorId="08B30139" wp14:editId="5642A260">
             <wp:extent cx="5274310" cy="1708150"/>
             <wp:effectExtent l="0" t="0" r="2540" b="6350"/>
             <wp:docPr id="15" name="图片 15"/>
@@ -1586,7 +4793,7 @@
       <w:pPr>
         <w:pStyle w:val="a9"/>
         <w:rPr>
-          <w:rFonts w:ascii="微软雅黑" w:eastAsia="微软雅黑" w:hAnsi="微软雅黑" w:hint="eastAsia"/>
+          <w:rFonts w:ascii="微软雅黑" w:eastAsia="微软雅黑" w:hAnsi="微软雅黑"/>
           <w:sz w:val="21"/>
           <w:szCs w:val="21"/>
         </w:rPr>
@@ -1597,7 +4804,7 @@
         </w:rPr>
         <w:lastRenderedPageBreak/>
         <w:drawing>
-          <wp:inline distT="0" distB="0" distL="0" distR="0" wp14:anchorId="14846E39" wp14:editId="35F510D0">
+          <wp:inline distT="0" distB="0" distL="0" distR="0" wp14:anchorId="555C1F54" wp14:editId="4A2ACD48">
             <wp:extent cx="5274310" cy="3486150"/>
             <wp:effectExtent l="0" t="0" r="2540" b="0"/>
             <wp:docPr id="17" name="图片 17"/>
@@ -1636,7 +4843,7 @@
     <w:p>
       <w:pPr>
         <w:rPr>
-          <w:rFonts w:ascii="微软雅黑" w:hAnsi="微软雅黑" w:hint="eastAsia"/>
+          <w:rFonts w:ascii="微软雅黑" w:hAnsi="微软雅黑"/>
           <w:szCs w:val="21"/>
         </w:rPr>
       </w:pPr>
@@ -1645,7 +4852,7 @@
           <w:noProof/>
         </w:rPr>
         <w:drawing>
-          <wp:inline distT="0" distB="0" distL="0" distR="0" wp14:anchorId="2BCDFA84" wp14:editId="5583A2AD">
+          <wp:inline distT="0" distB="0" distL="0" distR="0" wp14:anchorId="67120EFB" wp14:editId="3AD5AC7E">
             <wp:extent cx="5274310" cy="3434715"/>
             <wp:effectExtent l="0" t="0" r="2540" b="0"/>
             <wp:docPr id="16" name="图片 16"/>
@@ -2211,23 +5418,27 @@
       <w:pPr>
         <w:pStyle w:val="1"/>
       </w:pPr>
+      <w:bookmarkStart w:id="5" w:name="_Toc87372586"/>
       <w:r>
         <w:t>Kafka</w:t>
       </w:r>
       <w:r>
         <w:t>文件存储机制</w:t>
       </w:r>
+      <w:bookmarkEnd w:id="5"/>
     </w:p>
     <w:p>
       <w:pPr>
         <w:pStyle w:val="2"/>
       </w:pPr>
+      <w:bookmarkStart w:id="6" w:name="_Toc87372587"/>
       <w:r>
         <w:t>Kafka</w:t>
       </w:r>
       <w:r>
         <w:t>部分名词解释</w:t>
       </w:r>
+      <w:bookmarkEnd w:id="6"/>
     </w:p>
     <w:p>
       <w:pPr>
@@ -2408,17 +5619,20 @@
       <w:pPr>
         <w:pStyle w:val="2"/>
       </w:pPr>
+      <w:bookmarkStart w:id="7" w:name="_Toc87372588"/>
       <w:r>
         <w:t>kafka</w:t>
       </w:r>
       <w:r>
         <w:t>一些原理概念</w:t>
       </w:r>
+      <w:bookmarkEnd w:id="7"/>
     </w:p>
     <w:p>
       <w:pPr>
         <w:pStyle w:val="3"/>
       </w:pPr>
+      <w:bookmarkStart w:id="8" w:name="_Toc87372589"/>
       <w:r>
         <w:rPr>
           <w:rStyle w:val="ab"/>
@@ -2427,6 +5641,7 @@
         </w:rPr>
         <w:t>持久化</w:t>
       </w:r>
+      <w:bookmarkEnd w:id="8"/>
     </w:p>
     <w:p>
       <w:pPr>
@@ -2459,6 +5674,7 @@
       <w:pPr>
         <w:pStyle w:val="3"/>
       </w:pPr>
+      <w:bookmarkStart w:id="9" w:name="_Toc87372590"/>
       <w:r>
         <w:rPr>
           <w:rStyle w:val="ab"/>
@@ -2467,6 +5683,7 @@
         </w:rPr>
         <w:t>性能</w:t>
       </w:r>
+      <w:bookmarkEnd w:id="9"/>
     </w:p>
     <w:p>
       <w:pPr>
@@ -2508,6 +5725,7 @@
       <w:pPr>
         <w:pStyle w:val="3"/>
       </w:pPr>
+      <w:bookmarkStart w:id="10" w:name="_Toc87372591"/>
       <w:r>
         <w:rPr>
           <w:rStyle w:val="ab"/>
@@ -2516,6 +5734,7 @@
         </w:rPr>
         <w:t>负载均衡</w:t>
       </w:r>
+      <w:bookmarkEnd w:id="10"/>
     </w:p>
     <w:p>
       <w:pPr>
@@ -2558,6 +5777,7 @@
       <w:pPr>
         <w:pStyle w:val="3"/>
       </w:pPr>
+      <w:bookmarkStart w:id="11" w:name="_Toc87372592"/>
       <w:r>
         <w:rPr>
           <w:rStyle w:val="ab"/>
@@ -2574,6 +5794,7 @@
         </w:rPr>
         <w:t>模型</w:t>
       </w:r>
+      <w:bookmarkEnd w:id="11"/>
     </w:p>
     <w:p>
       <w:pPr>
@@ -2615,6 +5836,7 @@
       <w:pPr>
         <w:pStyle w:val="3"/>
       </w:pPr>
+      <w:bookmarkStart w:id="12" w:name="_Toc87372593"/>
       <w:r>
         <w:rPr>
           <w:rStyle w:val="ab"/>
@@ -2623,6 +5845,7 @@
         </w:rPr>
         <w:t>消息传输一致</w:t>
       </w:r>
+      <w:bookmarkEnd w:id="12"/>
     </w:p>
     <w:p>
       <w:pPr>
@@ -2773,6 +5996,7 @@
       <w:pPr>
         <w:pStyle w:val="3"/>
       </w:pPr>
+      <w:bookmarkStart w:id="13" w:name="_Toc87372594"/>
       <w:r>
         <w:rPr>
           <w:rStyle w:val="ab"/>
@@ -2781,6 +6005,7 @@
         </w:rPr>
         <w:t>副本</w:t>
       </w:r>
+      <w:bookmarkEnd w:id="13"/>
     </w:p>
     <w:p>
       <w:pPr>
@@ -2831,6 +6056,7 @@
       <w:pPr>
         <w:pStyle w:val="3"/>
       </w:pPr>
+      <w:bookmarkStart w:id="14" w:name="_Toc87372595"/>
       <w:r>
         <w:rPr>
           <w:rStyle w:val="ab"/>
@@ -2839,6 +6065,7 @@
         </w:rPr>
         <w:t>log</w:t>
       </w:r>
+      <w:bookmarkEnd w:id="14"/>
     </w:p>
     <w:p>
       <w:pPr>
@@ -2891,7 +6118,7 @@
         </w:rPr>
         <w:lastRenderedPageBreak/>
         <w:drawing>
-          <wp:inline distT="0" distB="0" distL="0" distR="0" wp14:anchorId="4E1E0F66" wp14:editId="4340C3D6">
+          <wp:inline distT="0" distB="0" distL="0" distR="0" wp14:anchorId="32473A89" wp14:editId="719D6EA9">
             <wp:extent cx="5274310" cy="4864735"/>
             <wp:effectExtent l="0" t="0" r="2540" b="0"/>
             <wp:docPr id="18" name="图片 18"/>
@@ -2931,6 +6158,7 @@
       <w:pPr>
         <w:pStyle w:val="3"/>
       </w:pPr>
+      <w:bookmarkStart w:id="15" w:name="_Toc87372596"/>
       <w:r>
         <w:rPr>
           <w:rStyle w:val="ab"/>
@@ -2939,6 +6167,7 @@
         </w:rPr>
         <w:t>分布式</w:t>
       </w:r>
+      <w:bookmarkEnd w:id="15"/>
     </w:p>
     <w:p>
       <w:pPr>
@@ -3228,6 +6457,7 @@
       <w:pPr>
         <w:pStyle w:val="3"/>
       </w:pPr>
+      <w:bookmarkStart w:id="16" w:name="_Toc87372597"/>
       <w:r>
         <w:rPr>
           <w:rStyle w:val="ab"/>
@@ -3244,6 +6474,7 @@
         </w:rPr>
         <w:t>的选择</w:t>
       </w:r>
+      <w:bookmarkEnd w:id="16"/>
     </w:p>
     <w:p>
       <w:pPr>
@@ -3412,6 +6643,7 @@
       <w:pPr>
         <w:pStyle w:val="3"/>
       </w:pPr>
+      <w:bookmarkStart w:id="17" w:name="_Toc87372598"/>
       <w:r>
         <w:rPr>
           <w:rStyle w:val="ab"/>
@@ -3421,6 +6653,7 @@
         <w:lastRenderedPageBreak/>
         <w:t>副本管理</w:t>
       </w:r>
+      <w:bookmarkEnd w:id="17"/>
     </w:p>
     <w:p>
       <w:pPr>
@@ -3462,6 +6695,7 @@
       <w:pPr>
         <w:pStyle w:val="3"/>
       </w:pPr>
+      <w:bookmarkStart w:id="18" w:name="_Toc87372599"/>
       <w:r>
         <w:rPr>
           <w:rStyle w:val="ab"/>
@@ -3478,6 +6712,7 @@
         </w:rPr>
         <w:t>与副本同步</w:t>
       </w:r>
+      <w:bookmarkEnd w:id="18"/>
     </w:p>
     <w:p>
       <w:pPr>
@@ -3665,6 +6900,7 @@
       <w:pPr>
         <w:pStyle w:val="2"/>
       </w:pPr>
+      <w:bookmarkStart w:id="19" w:name="_Toc87372600"/>
       <w:r>
         <w:rPr>
           <w:rStyle w:val="aa"/>
@@ -3681,6 +6917,7 @@
         </w:rPr>
         <w:t>拓扑结构</w:t>
       </w:r>
+      <w:bookmarkEnd w:id="19"/>
     </w:p>
     <w:p>
       <w:pPr>
@@ -3697,7 +6934,7 @@
           <w:noProof/>
         </w:rPr>
         <w:drawing>
-          <wp:inline distT="0" distB="0" distL="0" distR="0" wp14:anchorId="4F447118" wp14:editId="1A24D78E">
+          <wp:inline distT="0" distB="0" distL="0" distR="0" wp14:anchorId="3FAB41E1" wp14:editId="280B3194">
             <wp:extent cx="5274310" cy="2964180"/>
             <wp:effectExtent l="0" t="0" r="2540" b="7620"/>
             <wp:docPr id="19" name="图片 19"/>
@@ -3738,7 +6975,7 @@
         <w:pStyle w:val="HTML"/>
         <w:rPr>
           <w:rStyle w:val="HTML1"/>
-          <w:rFonts w:ascii="微软雅黑" w:eastAsia="微软雅黑" w:hAnsi="微软雅黑" w:hint="eastAsia"/>
+          <w:rFonts w:ascii="微软雅黑" w:eastAsia="微软雅黑" w:hAnsi="微软雅黑"/>
           <w:sz w:val="21"/>
           <w:szCs w:val="21"/>
         </w:rPr>
@@ -3748,7 +6985,7 @@
           <w:noProof/>
         </w:rPr>
         <w:drawing>
-          <wp:inline distT="0" distB="0" distL="0" distR="0" wp14:anchorId="04ACDD57" wp14:editId="699DAC71">
+          <wp:inline distT="0" distB="0" distL="0" distR="0" wp14:anchorId="5079B044" wp14:editId="676BEEB4">
             <wp:extent cx="5274310" cy="2976245"/>
             <wp:effectExtent l="0" t="0" r="2540" b="0"/>
             <wp:docPr id="20" name="图片 20"/>
@@ -4059,6 +7296,7 @@
       <w:pPr>
         <w:pStyle w:val="2"/>
       </w:pPr>
+      <w:bookmarkStart w:id="20" w:name="_Toc87372601"/>
       <w:r>
         <w:rPr>
           <w:rStyle w:val="aa"/>
@@ -4091,6 +7329,7 @@
         </w:rPr>
         <w:t>存储分布</w:t>
       </w:r>
+      <w:bookmarkEnd w:id="20"/>
     </w:p>
     <w:p>
       <w:pPr>
@@ -4485,7 +7724,7 @@
       <w:pPr>
         <w:pStyle w:val="a9"/>
         <w:rPr>
-          <w:rFonts w:ascii="微软雅黑" w:eastAsia="微软雅黑" w:hAnsi="微软雅黑" w:hint="eastAsia"/>
+          <w:rFonts w:ascii="微软雅黑" w:eastAsia="微软雅黑" w:hAnsi="微软雅黑"/>
           <w:sz w:val="21"/>
           <w:szCs w:val="21"/>
         </w:rPr>
@@ -4495,7 +7734,7 @@
           <w:noProof/>
         </w:rPr>
         <w:drawing>
-          <wp:inline distT="0" distB="0" distL="0" distR="0" wp14:anchorId="602FF64D" wp14:editId="23D8355E">
+          <wp:inline distT="0" distB="0" distL="0" distR="0" wp14:anchorId="32B14C9A" wp14:editId="56D48849">
             <wp:extent cx="5274310" cy="2569210"/>
             <wp:effectExtent l="0" t="0" r="2540" b="2540"/>
             <wp:docPr id="22" name="图片 22"/>
@@ -4535,6 +7774,7 @@
       <w:pPr>
         <w:pStyle w:val="2"/>
       </w:pPr>
+      <w:bookmarkStart w:id="21" w:name="_Toc87372602"/>
       <w:r>
         <w:rPr>
           <w:rStyle w:val="aa"/>
@@ -4568,6 +7808,7 @@
         </w:rPr>
         <w:t>文件存储结构</w:t>
       </w:r>
+      <w:bookmarkEnd w:id="21"/>
     </w:p>
     <w:p>
       <w:pPr>
@@ -4689,7 +7930,7 @@
       <w:pPr>
         <w:pStyle w:val="a9"/>
         <w:rPr>
-          <w:rFonts w:ascii="微软雅黑" w:eastAsia="微软雅黑" w:hAnsi="微软雅黑" w:hint="eastAsia"/>
+          <w:rFonts w:ascii="微软雅黑" w:eastAsia="微软雅黑" w:hAnsi="微软雅黑"/>
           <w:sz w:val="21"/>
           <w:szCs w:val="21"/>
         </w:rPr>
@@ -4700,7 +7941,7 @@
         </w:rPr>
         <w:lastRenderedPageBreak/>
         <w:drawing>
-          <wp:inline distT="0" distB="0" distL="0" distR="0" wp14:anchorId="52037776" wp14:editId="6A0ABB63">
+          <wp:inline distT="0" distB="0" distL="0" distR="0" wp14:anchorId="327D3847" wp14:editId="08E4DAE1">
             <wp:extent cx="5274310" cy="3139440"/>
             <wp:effectExtent l="0" t="0" r="2540" b="3810"/>
             <wp:docPr id="23" name="图片 23"/>
@@ -4768,7 +8009,7 @@
       <w:pPr>
         <w:pStyle w:val="a9"/>
         <w:rPr>
-          <w:rFonts w:ascii="微软雅黑" w:eastAsia="微软雅黑" w:hAnsi="微软雅黑" w:hint="eastAsia"/>
+          <w:rFonts w:ascii="微软雅黑" w:eastAsia="微软雅黑" w:hAnsi="微软雅黑"/>
           <w:sz w:val="21"/>
           <w:szCs w:val="21"/>
         </w:rPr>
@@ -4778,7 +8019,7 @@
           <w:noProof/>
         </w:rPr>
         <w:drawing>
-          <wp:inline distT="0" distB="0" distL="0" distR="0" wp14:anchorId="511BC7C4" wp14:editId="31CB7FB3">
+          <wp:inline distT="0" distB="0" distL="0" distR="0" wp14:anchorId="4EADB078" wp14:editId="7857D76A">
             <wp:extent cx="4000500" cy="3009900"/>
             <wp:effectExtent l="0" t="0" r="0" b="0"/>
             <wp:docPr id="1" name="图片 1"/>
@@ -4884,7 +8125,7 @@
       <w:pPr>
         <w:pStyle w:val="a9"/>
         <w:rPr>
-          <w:rFonts w:ascii="微软雅黑" w:eastAsia="微软雅黑" w:hAnsi="微软雅黑" w:hint="eastAsia"/>
+          <w:rFonts w:ascii="微软雅黑" w:eastAsia="微软雅黑" w:hAnsi="微软雅黑"/>
           <w:sz w:val="21"/>
           <w:szCs w:val="21"/>
         </w:rPr>
@@ -4894,7 +8135,7 @@
           <w:noProof/>
         </w:rPr>
         <w:drawing>
-          <wp:inline distT="0" distB="0" distL="0" distR="0" wp14:anchorId="381568FA" wp14:editId="5F7FC41F">
+          <wp:inline distT="0" distB="0" distL="0" distR="0" wp14:anchorId="5CEFE5F5" wp14:editId="7A55C9EF">
             <wp:extent cx="2857500" cy="5086350"/>
             <wp:effectExtent l="0" t="0" r="0" b="0"/>
             <wp:docPr id="24" name="图片 24"/>
@@ -4937,17 +8178,12 @@
       </w:r>
     </w:p>
     <w:p>
-      <w:pPr>
-        <w:rPr>
-          <w:rFonts w:hint="eastAsia"/>
-        </w:rPr>
-      </w:pPr>
       <w:r>
         <w:rPr>
           <w:noProof/>
         </w:rPr>
         <w:drawing>
-          <wp:inline distT="0" distB="0" distL="0" distR="0" wp14:anchorId="7136A650" wp14:editId="1EF109EA">
+          <wp:inline distT="0" distB="0" distL="0" distR="0" wp14:anchorId="4830BF2C" wp14:editId="1122E3D0">
             <wp:extent cx="5274310" cy="4719320"/>
             <wp:effectExtent l="0" t="0" r="2540" b="5080"/>
             <wp:docPr id="21" name="图片 21"/>
@@ -5168,12 +8404,14 @@
       <w:pPr>
         <w:pStyle w:val="1"/>
       </w:pPr>
+      <w:bookmarkStart w:id="22" w:name="_Toc87372603"/>
       <w:r>
         <w:t>Partition Replication</w:t>
       </w:r>
       <w:r>
         <w:t>原则</w:t>
       </w:r>
+      <w:bookmarkEnd w:id="22"/>
     </w:p>
     <w:p>
       <w:pPr>
@@ -5351,7 +8589,7 @@
           <w:noProof/>
         </w:rPr>
         <w:drawing>
-          <wp:inline distT="0" distB="0" distL="0" distR="0" wp14:anchorId="1AD29E91" wp14:editId="3ECDFF4B">
+          <wp:inline distT="0" distB="0" distL="0" distR="0" wp14:anchorId="028A5A77" wp14:editId="10BD27AD">
             <wp:extent cx="5274310" cy="1953895"/>
             <wp:effectExtent l="0" t="0" r="2540" b="8255"/>
             <wp:docPr id="25" name="图片 25"/>
@@ -5417,7 +8655,7 @@
       <w:pPr>
         <w:pStyle w:val="a9"/>
         <w:rPr>
-          <w:rFonts w:ascii="微软雅黑" w:eastAsia="微软雅黑" w:hAnsi="微软雅黑" w:hint="eastAsia"/>
+          <w:rFonts w:ascii="微软雅黑" w:eastAsia="微软雅黑" w:hAnsi="微软雅黑"/>
           <w:sz w:val="21"/>
           <w:szCs w:val="21"/>
         </w:rPr>
@@ -5428,7 +8666,7 @@
         </w:rPr>
         <w:lastRenderedPageBreak/>
         <w:drawing>
-          <wp:inline distT="0" distB="0" distL="0" distR="0" wp14:anchorId="0CCB0972" wp14:editId="6F596C76">
+          <wp:inline distT="0" distB="0" distL="0" distR="0" wp14:anchorId="43A7E447" wp14:editId="1AED4CC4">
             <wp:extent cx="5274310" cy="1792605"/>
             <wp:effectExtent l="0" t="0" r="2540" b="0"/>
             <wp:docPr id="26" name="图片 26"/>
@@ -5636,17 +8874,20 @@
       <w:pPr>
         <w:pStyle w:val="1"/>
       </w:pPr>
+      <w:bookmarkStart w:id="23" w:name="_Toc87372604"/>
       <w:r>
         <w:t>Kafka Broker</w:t>
       </w:r>
       <w:r>
         <w:t>一些特性</w:t>
       </w:r>
+      <w:bookmarkEnd w:id="23"/>
     </w:p>
     <w:p>
       <w:pPr>
         <w:pStyle w:val="2"/>
       </w:pPr>
+      <w:bookmarkStart w:id="24" w:name="_Toc87372605"/>
       <w:r>
         <w:rPr>
           <w:rStyle w:val="aa"/>
@@ -5663,6 +8904,7 @@
         </w:rPr>
         <w:t>Kafka Broker</w:t>
       </w:r>
+      <w:bookmarkEnd w:id="24"/>
     </w:p>
     <w:p>
       <w:pPr>
@@ -5741,6 +8983,7 @@
       <w:pPr>
         <w:pStyle w:val="2"/>
       </w:pPr>
+      <w:bookmarkStart w:id="25" w:name="_Toc87372606"/>
       <w:r>
         <w:rPr>
           <w:rStyle w:val="aa"/>
@@ -5757,6 +9000,7 @@
         </w:rPr>
         <w:t>的交付与生命周期</w:t>
       </w:r>
+      <w:bookmarkEnd w:id="25"/>
     </w:p>
     <w:p>
       <w:pPr>
@@ -5834,6 +9078,7 @@
       <w:pPr>
         <w:pStyle w:val="2"/>
       </w:pPr>
+      <w:bookmarkStart w:id="26" w:name="_Toc87372607"/>
       <w:r>
         <w:rPr>
           <w:rStyle w:val="aa"/>
@@ -5842,6 +9087,7 @@
         </w:rPr>
         <w:t>压缩</w:t>
       </w:r>
+      <w:bookmarkEnd w:id="26"/>
     </w:p>
     <w:p>
       <w:pPr>
@@ -5892,6 +9138,7 @@
       <w:pPr>
         <w:pStyle w:val="2"/>
       </w:pPr>
+      <w:bookmarkStart w:id="27" w:name="_Toc87372608"/>
       <w:r>
         <w:rPr>
           <w:rStyle w:val="aa"/>
@@ -5900,6 +9147,7 @@
         </w:rPr>
         <w:t>消息可靠性</w:t>
       </w:r>
+      <w:bookmarkEnd w:id="27"/>
     </w:p>
     <w:p>
       <w:pPr>
@@ -6044,6 +9292,7 @@
       <w:pPr>
         <w:pStyle w:val="2"/>
       </w:pPr>
+      <w:bookmarkStart w:id="28" w:name="_Toc87372609"/>
       <w:r>
         <w:rPr>
           <w:rStyle w:val="aa"/>
@@ -6052,6 +9301,7 @@
         </w:rPr>
         <w:t>备份机制</w:t>
       </w:r>
+      <w:bookmarkEnd w:id="28"/>
     </w:p>
     <w:p>
       <w:pPr>
@@ -6086,7 +9336,7 @@
         </w:rPr>
         <w:lastRenderedPageBreak/>
         <w:drawing>
-          <wp:inline distT="0" distB="0" distL="0" distR="0" wp14:anchorId="02874B1D" wp14:editId="6B6DCF28">
+          <wp:inline distT="0" distB="0" distL="0" distR="0" wp14:anchorId="1CA6ADEF" wp14:editId="416B5C2D">
             <wp:extent cx="5274310" cy="4319905"/>
             <wp:effectExtent l="0" t="0" r="2540" b="4445"/>
             <wp:docPr id="27" name="图片 27"/>
@@ -6126,6 +9376,7 @@
       <w:pPr>
         <w:pStyle w:val="2"/>
       </w:pPr>
+      <w:bookmarkStart w:id="29" w:name="_Toc87372610"/>
       <w:r>
         <w:rPr>
           <w:rStyle w:val="aa"/>
@@ -6142,11 +9393,13 @@
         </w:rPr>
         <w:t>高效性相关设计</w:t>
       </w:r>
+      <w:bookmarkEnd w:id="29"/>
     </w:p>
     <w:p>
       <w:pPr>
         <w:pStyle w:val="3"/>
       </w:pPr>
+      <w:bookmarkStart w:id="30" w:name="_Toc87372611"/>
       <w:r>
         <w:rPr>
           <w:rStyle w:val="aa"/>
@@ -6155,6 +9408,7 @@
         </w:rPr>
         <w:t>消息的持久化</w:t>
       </w:r>
+      <w:bookmarkEnd w:id="30"/>
     </w:p>
     <w:p>
       <w:pPr>
@@ -6178,6 +9432,7 @@
       <w:pPr>
         <w:pStyle w:val="3"/>
       </w:pPr>
+      <w:bookmarkStart w:id="31" w:name="_Toc87372612"/>
       <w:r>
         <w:rPr>
           <w:rStyle w:val="aa"/>
@@ -6186,6 +9441,7 @@
         </w:rPr>
         <w:t>常数时间性能保证</w:t>
       </w:r>
+      <w:bookmarkEnd w:id="31"/>
     </w:p>
     <w:p>
       <w:pPr>
@@ -6254,6 +9510,7 @@
       <w:pPr>
         <w:pStyle w:val="1"/>
       </w:pPr>
+      <w:bookmarkStart w:id="32" w:name="_Toc87372613"/>
       <w:r>
         <w:t xml:space="preserve">Kafka </w:t>
       </w:r>
@@ -6266,6 +9523,7 @@
       <w:r>
         <w:t>消费者</w:t>
       </w:r>
+      <w:bookmarkEnd w:id="32"/>
     </w:p>
     <w:p>
       <w:pPr>
@@ -6517,6 +9775,7 @@
       <w:pPr>
         <w:pStyle w:val="2"/>
       </w:pPr>
+      <w:bookmarkStart w:id="33" w:name="_Toc87372614"/>
       <w:r>
         <w:rPr>
           <w:rStyle w:val="aa"/>
@@ -6525,6 +9784,7 @@
         </w:rPr>
         <w:t>Producers</w:t>
       </w:r>
+      <w:bookmarkEnd w:id="33"/>
     </w:p>
     <w:p>
       <w:pPr>
@@ -6665,6 +9925,7 @@
       <w:pPr>
         <w:pStyle w:val="2"/>
       </w:pPr>
+      <w:bookmarkStart w:id="34" w:name="_Toc87372615"/>
       <w:r>
         <w:rPr>
           <w:rStyle w:val="aa"/>
@@ -6674,6 +9935,7 @@
         <w:lastRenderedPageBreak/>
         <w:t>Consumers</w:t>
       </w:r>
+      <w:bookmarkEnd w:id="34"/>
     </w:p>
     <w:p>
       <w:pPr>
@@ -6868,7 +10130,7 @@
       <w:pPr>
         <w:pStyle w:val="a9"/>
         <w:rPr>
-          <w:rFonts w:ascii="微软雅黑" w:eastAsia="微软雅黑" w:hAnsi="微软雅黑" w:hint="eastAsia"/>
+          <w:rFonts w:ascii="微软雅黑" w:eastAsia="微软雅黑" w:hAnsi="微软雅黑"/>
           <w:sz w:val="21"/>
           <w:szCs w:val="21"/>
         </w:rPr>
@@ -6879,7 +10141,7 @@
         </w:rPr>
         <w:lastRenderedPageBreak/>
         <w:drawing>
-          <wp:inline distT="0" distB="0" distL="0" distR="0" wp14:anchorId="2A9E6F1A" wp14:editId="11D9513E">
+          <wp:inline distT="0" distB="0" distL="0" distR="0" wp14:anchorId="4EBC0695" wp14:editId="1E5572F9">
             <wp:extent cx="5274310" cy="2400935"/>
             <wp:effectExtent l="0" t="0" r="2540" b="0"/>
             <wp:docPr id="28" name="图片 28"/>
@@ -6914,8 +10176,6 @@
           </wp:inline>
         </w:drawing>
       </w:r>
-      <w:bookmarkStart w:id="0" w:name="_GoBack"/>
-      <w:bookmarkEnd w:id="0"/>
     </w:p>
     <w:p>
       <w:pPr>
@@ -7086,6 +10346,7 @@
       <w:pPr>
         <w:pStyle w:val="2"/>
       </w:pPr>
+      <w:bookmarkStart w:id="35" w:name="_Toc87372616"/>
       <w:r>
         <w:rPr>
           <w:rStyle w:val="aa"/>
@@ -7094,6 +10355,7 @@
         </w:rPr>
         <w:t>高效的数据传输</w:t>
       </w:r>
+      <w:bookmarkEnd w:id="35"/>
     </w:p>
     <w:p>
       <w:pPr>
@@ -7184,6 +10446,7 @@
       <w:pPr>
         <w:pStyle w:val="1"/>
       </w:pPr>
+      <w:bookmarkStart w:id="36" w:name="_Toc87372617"/>
       <w:r>
         <w:t xml:space="preserve">Kafka </w:t>
       </w:r>
@@ -7193,11 +10456,13 @@
       <w:r>
         <w:t xml:space="preserve"> Zookeeper</w:t>
       </w:r>
+      <w:bookmarkEnd w:id="36"/>
     </w:p>
     <w:p>
       <w:pPr>
         <w:pStyle w:val="2"/>
       </w:pPr>
+      <w:bookmarkStart w:id="37" w:name="_Toc87372618"/>
       <w:r>
         <w:rPr>
           <w:rStyle w:val="aa"/>
@@ -7214,6 +10479,7 @@
         </w:rPr>
         <w:t>协调控制</w:t>
       </w:r>
+      <w:bookmarkEnd w:id="37"/>
     </w:p>
     <w:p>
       <w:pPr>
@@ -7305,6 +10571,7 @@
       <w:pPr>
         <w:pStyle w:val="2"/>
       </w:pPr>
+      <w:bookmarkStart w:id="38" w:name="_Toc87372619"/>
       <w:r>
         <w:rPr>
           <w:rStyle w:val="aa"/>
@@ -7321,6 +10588,7 @@
         </w:rPr>
         <w:t>上的细节</w:t>
       </w:r>
+      <w:bookmarkEnd w:id="38"/>
     </w:p>
     <w:p>
       <w:pPr>
@@ -7374,7 +10642,7 @@
           <w:numId w:val="25"/>
         </w:numPr>
         <w:rPr>
-          <w:rFonts w:ascii="微软雅黑" w:eastAsia="微软雅黑" w:hAnsi="微软雅黑" w:hint="eastAsia"/>
+          <w:rFonts w:ascii="微软雅黑" w:eastAsia="微软雅黑" w:hAnsi="微软雅黑"/>
           <w:sz w:val="21"/>
           <w:szCs w:val="21"/>
         </w:rPr>
@@ -12110,7 +15378,7 @@
 </file>
 
 <file path=customXml/itemProps1.xml><?xml version="1.0" encoding="utf-8"?>
-<ds:datastoreItem xmlns:ds="http://schemas.openxmlformats.org/officeDocument/2006/customXml" ds:itemID="{02452B49-92F7-4A1B-999B-0C774DEB4FA4}">
+<ds:datastoreItem xmlns:ds="http://schemas.openxmlformats.org/officeDocument/2006/customXml" ds:itemID="{F3683DF8-3E05-4A69-B21C-ED0DAB6C0D97}">
   <ds:schemaRefs>
     <ds:schemaRef ds:uri="http://schemas.openxmlformats.org/officeDocument/2006/bibliography"/>
   </ds:schemaRefs>
